--- a/Zaciatok/minimalna_Flask_aplikacia.docx
+++ b/Zaciatok/minimalna_Flask_aplikacia.docx
@@ -15,7 +15,23 @@
           <w:b/>
           <w:bCs/>
         </w:rPr>
-        <w:t>KROK 1 — Vytvorenie minimálnej Flask aplikácie</w:t>
+        <w:t xml:space="preserve">KROK 1 — Vytvorenie minimálnej </w:t>
+      </w:r>
+      <w:proofErr w:type="spellStart"/>
+      <w:r>
+        <w:rPr>
+          <w:b/>
+          <w:bCs/>
+        </w:rPr>
+        <w:t>Flask</w:t>
+      </w:r>
+      <w:proofErr w:type="spellEnd"/>
+      <w:r>
+        <w:rPr>
+          <w:b/>
+          <w:bCs/>
+        </w:rPr>
+        <w:t xml:space="preserve"> aplikácie</w:t>
       </w:r>
     </w:p>
     <w:p>
@@ -33,10 +49,260 @@
     <w:p>
       <w:pPr>
         <w:spacing w:after="160" w:line="259" w:lineRule="auto"/>
-      </w:pPr>
-      <w:r>
-        <w:pict w14:anchorId="17C7E27B">
-          <v:rect id="_x0000_i1068" style="width:0;height:1.5pt" o:hralign="center" o:hrstd="t" o:hr="t" fillcolor="#a0a0a0" stroked="f"/>
+        <w:rPr>
+          <w:b/>
+          <w:bCs/>
+          <w:color w:val="EE0000"/>
+        </w:rPr>
+      </w:pPr>
+      <w:r>
+        <w:rPr>
+          <w:b/>
+          <w:bCs/>
+          <w:color w:val="EE0000"/>
+        </w:rPr>
+        <w:t xml:space="preserve">Nainštaluj </w:t>
+      </w:r>
+      <w:proofErr w:type="spellStart"/>
+      <w:r>
+        <w:rPr>
+          <w:b/>
+          <w:bCs/>
+          <w:color w:val="EE0000"/>
+        </w:rPr>
+        <w:t>Flask</w:t>
+      </w:r>
+      <w:proofErr w:type="spellEnd"/>
+      <w:r>
+        <w:rPr>
+          <w:b/>
+          <w:bCs/>
+          <w:color w:val="EE0000"/>
+        </w:rPr>
+        <w:t xml:space="preserve"> (odporúčané vo virtuálnom prostredí)</w:t>
+      </w:r>
+    </w:p>
+    <w:p>
+      <w:pPr>
+        <w:spacing w:after="160" w:line="259" w:lineRule="auto"/>
+        <w:rPr>
+          <w:b/>
+          <w:bCs/>
+        </w:rPr>
+      </w:pPr>
+      <w:r>
+        <w:rPr>
+          <w:b/>
+          <w:bCs/>
+        </w:rPr>
+        <w:t>WSL2 / Linux</w:t>
+      </w:r>
+    </w:p>
+    <w:p>
+      <w:pPr>
+        <w:pStyle w:val="Kd"/>
+      </w:pPr>
+      <w:r>
+        <w:t>python3 -m</w:t>
+      </w:r>
+      <w:r>
+        <w:t xml:space="preserve"> </w:t>
+      </w:r>
+      <w:proofErr w:type="spellStart"/>
+      <w:r>
+        <w:t>venv</w:t>
+      </w:r>
+      <w:proofErr w:type="spellEnd"/>
+      <w:r>
+        <w:t xml:space="preserve"> </w:t>
+      </w:r>
+      <w:r>
+        <w:t>.</w:t>
+      </w:r>
+      <w:proofErr w:type="spellStart"/>
+      <w:r>
+        <w:t>venv</w:t>
+      </w:r>
+      <w:proofErr w:type="spellEnd"/>
+    </w:p>
+    <w:p>
+      <w:pPr>
+        <w:pStyle w:val="Kd"/>
+      </w:pPr>
+      <w:proofErr w:type="spellStart"/>
+      <w:r>
+        <w:t>source</w:t>
+      </w:r>
+      <w:proofErr w:type="spellEnd"/>
+      <w:r>
+        <w:t xml:space="preserve"> </w:t>
+      </w:r>
+      <w:r>
+        <w:t>.</w:t>
+      </w:r>
+      <w:proofErr w:type="spellStart"/>
+      <w:r>
+        <w:t>venv</w:t>
+      </w:r>
+      <w:proofErr w:type="spellEnd"/>
+      <w:r>
+        <w:t>/bin/</w:t>
+      </w:r>
+      <w:proofErr w:type="spellStart"/>
+      <w:r>
+        <w:t>activate</w:t>
+      </w:r>
+      <w:proofErr w:type="spellEnd"/>
+    </w:p>
+    <w:p>
+      <w:pPr>
+        <w:pStyle w:val="Kd"/>
+      </w:pPr>
+      <w:proofErr w:type="spellStart"/>
+      <w:r>
+        <w:t>pip</w:t>
+      </w:r>
+      <w:proofErr w:type="spellEnd"/>
+      <w:r>
+        <w:t xml:space="preserve"> </w:t>
+      </w:r>
+      <w:proofErr w:type="spellStart"/>
+      <w:r>
+        <w:t>install</w:t>
+      </w:r>
+      <w:proofErr w:type="spellEnd"/>
+      <w:r>
+        <w:t xml:space="preserve"> </w:t>
+      </w:r>
+      <w:proofErr w:type="spellStart"/>
+      <w:r>
+        <w:t>flask</w:t>
+      </w:r>
+      <w:proofErr w:type="spellEnd"/>
+    </w:p>
+    <w:p>
+      <w:pPr>
+        <w:spacing w:after="160" w:line="259" w:lineRule="auto"/>
+        <w:rPr>
+          <w:b/>
+          <w:bCs/>
+        </w:rPr>
+      </w:pPr>
+      <w:r>
+        <w:rPr>
+          <w:b/>
+          <w:bCs/>
+        </w:rPr>
+        <w:t>Windows (</w:t>
+      </w:r>
+      <w:proofErr w:type="spellStart"/>
+      <w:r>
+        <w:rPr>
+          <w:b/>
+          <w:bCs/>
+        </w:rPr>
+        <w:t>PowerShell</w:t>
+      </w:r>
+      <w:proofErr w:type="spellEnd"/>
+      <w:r>
+        <w:rPr>
+          <w:b/>
+          <w:bCs/>
+        </w:rPr>
+        <w:t>)</w:t>
+      </w:r>
+    </w:p>
+    <w:p>
+      <w:pPr>
+        <w:pStyle w:val="Kd"/>
+      </w:pPr>
+      <w:proofErr w:type="spellStart"/>
+      <w:r>
+        <w:t>python</w:t>
+      </w:r>
+      <w:proofErr w:type="spellEnd"/>
+      <w:r>
+        <w:t xml:space="preserve"> -m </w:t>
+      </w:r>
+      <w:proofErr w:type="spellStart"/>
+      <w:r>
+        <w:t>venv</w:t>
+      </w:r>
+      <w:proofErr w:type="spellEnd"/>
+      <w:r>
+        <w:t xml:space="preserve"> </w:t>
+      </w:r>
+      <w:r>
+        <w:t>.</w:t>
+      </w:r>
+      <w:proofErr w:type="spellStart"/>
+      <w:r>
+        <w:t>venv</w:t>
+      </w:r>
+      <w:proofErr w:type="spellEnd"/>
+    </w:p>
+    <w:p>
+      <w:pPr>
+        <w:pStyle w:val="Kd"/>
+      </w:pPr>
+      <w:r>
+        <w:t>.</w:t>
+      </w:r>
+      <w:proofErr w:type="spellStart"/>
+      <w:r>
+        <w:t>venv</w:t>
+      </w:r>
+      <w:proofErr w:type="spellEnd"/>
+      <w:r>
+        <w:t>\</w:t>
+      </w:r>
+      <w:proofErr w:type="spellStart"/>
+      <w:r>
+        <w:t>Scripts</w:t>
+      </w:r>
+      <w:proofErr w:type="spellEnd"/>
+      <w:r>
+        <w:t>\</w:t>
+      </w:r>
+      <w:proofErr w:type="spellStart"/>
+      <w:r>
+        <w:t>activate</w:t>
+      </w:r>
+      <w:proofErr w:type="spellEnd"/>
+    </w:p>
+    <w:p>
+      <w:pPr>
+        <w:pStyle w:val="Kd"/>
+      </w:pPr>
+      <w:proofErr w:type="spellStart"/>
+      <w:r>
+        <w:t>pip</w:t>
+      </w:r>
+      <w:proofErr w:type="spellEnd"/>
+      <w:r>
+        <w:t xml:space="preserve"> </w:t>
+      </w:r>
+      <w:proofErr w:type="spellStart"/>
+      <w:r>
+        <w:t>install</w:t>
+      </w:r>
+      <w:proofErr w:type="spellEnd"/>
+      <w:r>
+        <w:t xml:space="preserve"> </w:t>
+      </w:r>
+      <w:proofErr w:type="spellStart"/>
+      <w:r>
+        <w:t>flask</w:t>
+      </w:r>
+      <w:proofErr w:type="spellEnd"/>
+    </w:p>
+    <w:p>
+      <w:pPr>
+        <w:spacing w:after="160" w:line="259" w:lineRule="auto"/>
+      </w:pPr>
+      <w:r>
+        <w:pict w14:anchorId="6A4842E7">
+          <v:rect id="_x0000_i1025" style="width:0;height:1.5pt" o:hralign="center" o:hrstd="t" o:hr="t" fillcolor="#a0a0a0" stroked="f"/>
         </w:pict>
       </w:r>
     </w:p>
@@ -53,81 +319,158 @@
           <w:b/>
           <w:bCs/>
         </w:rPr>
-        <w:t>Nainštaluj Flask (odporúčané vo virtuálnom prostredí)</w:t>
-      </w:r>
-    </w:p>
-    <w:p>
-      <w:pPr>
-        <w:spacing w:after="160" w:line="259" w:lineRule="auto"/>
-        <w:rPr>
-          <w:b/>
-          <w:bCs/>
-        </w:rPr>
-      </w:pPr>
-      <w:r>
-        <w:rPr>
-          <w:b/>
-          <w:bCs/>
-        </w:rPr>
-        <w:t>WSL2 / Linux</w:t>
-      </w:r>
-    </w:p>
-    <w:p>
-      <w:r>
-        <w:t>python3 -m venv venv</w:t>
-      </w:r>
-    </w:p>
-    <w:p>
-      <w:r>
-        <w:t>source venv/bin/activate</w:t>
-      </w:r>
-    </w:p>
-    <w:p>
-      <w:pPr>
-        <w:spacing w:after="160" w:line="259" w:lineRule="auto"/>
-      </w:pPr>
-      <w:r>
-        <w:t>pip install flask</w:t>
-      </w:r>
-    </w:p>
-    <w:p>
-      <w:pPr>
-        <w:spacing w:after="160" w:line="259" w:lineRule="auto"/>
-        <w:rPr>
-          <w:b/>
-          <w:bCs/>
-        </w:rPr>
-      </w:pPr>
-      <w:r>
-        <w:rPr>
-          <w:b/>
-          <w:bCs/>
-        </w:rPr>
-        <w:t>Windows (PowerShell)</w:t>
-      </w:r>
-    </w:p>
-    <w:p>
-      <w:r>
-        <w:t>python -m venv venv</w:t>
-      </w:r>
-    </w:p>
-    <w:p>
-      <w:r>
-        <w:t>venv\Scripts\activate</w:t>
-      </w:r>
-    </w:p>
-    <w:p>
-      <w:r>
-        <w:t>pip install flask</w:t>
-      </w:r>
-    </w:p>
-    <w:p>
-      <w:pPr>
-        <w:spacing w:after="160" w:line="259" w:lineRule="auto"/>
-      </w:pPr>
-      <w:r>
-        <w:pict w14:anchorId="6A4842E7">
-          <v:rect id="_x0000_i1069" style="width:0;height:1.5pt" o:hralign="center" o:hrstd="t" o:hr="t" fillcolor="#a0a0a0" stroked="f"/>
+        <w:t>Vytvor súbor app.py</w:t>
+      </w:r>
+    </w:p>
+    <w:p>
+      <w:pPr>
+        <w:spacing w:after="160" w:line="259" w:lineRule="auto"/>
+      </w:pPr>
+      <w:r>
+        <w:t>Do prázdneho priečinka si vytvor súbor:</w:t>
+      </w:r>
+    </w:p>
+    <w:p>
+      <w:pPr>
+        <w:spacing w:after="160" w:line="259" w:lineRule="auto"/>
+        <w:rPr>
+          <w:b/>
+          <w:bCs/>
+        </w:rPr>
+      </w:pPr>
+      <w:r>
+        <w:rPr>
+          <w:b/>
+          <w:bCs/>
+        </w:rPr>
+        <w:t>app.py</w:t>
+      </w:r>
+    </w:p>
+    <w:p>
+      <w:pPr>
+        <w:pStyle w:val="Kd"/>
+      </w:pPr>
+      <w:proofErr w:type="spellStart"/>
+      <w:r>
+        <w:t>from</w:t>
+      </w:r>
+      <w:proofErr w:type="spellEnd"/>
+      <w:r>
+        <w:t xml:space="preserve"> </w:t>
+      </w:r>
+      <w:proofErr w:type="spellStart"/>
+      <w:r>
+        <w:t>flask</w:t>
+      </w:r>
+      <w:proofErr w:type="spellEnd"/>
+      <w:r>
+        <w:t xml:space="preserve"> import </w:t>
+      </w:r>
+      <w:proofErr w:type="spellStart"/>
+      <w:r>
+        <w:t>Flask</w:t>
+      </w:r>
+      <w:proofErr w:type="spellEnd"/>
+    </w:p>
+    <w:p>
+      <w:pPr>
+        <w:pStyle w:val="Kd"/>
+      </w:pPr>
+    </w:p>
+    <w:p>
+      <w:pPr>
+        <w:pStyle w:val="Kd"/>
+      </w:pPr>
+      <w:proofErr w:type="spellStart"/>
+      <w:r>
+        <w:t>app</w:t>
+      </w:r>
+      <w:proofErr w:type="spellEnd"/>
+      <w:r>
+        <w:t xml:space="preserve"> = </w:t>
+      </w:r>
+      <w:proofErr w:type="spellStart"/>
+      <w:r>
+        <w:t>Flask</w:t>
+      </w:r>
+      <w:proofErr w:type="spellEnd"/>
+      <w:r>
+        <w:t>(__</w:t>
+      </w:r>
+      <w:proofErr w:type="spellStart"/>
+      <w:r>
+        <w:t>name</w:t>
+      </w:r>
+      <w:proofErr w:type="spellEnd"/>
+      <w:r>
+        <w:t>__)</w:t>
+      </w:r>
+    </w:p>
+    <w:p>
+      <w:pPr>
+        <w:pStyle w:val="Kd"/>
+      </w:pPr>
+    </w:p>
+    <w:p>
+      <w:pPr>
+        <w:pStyle w:val="Kd"/>
+      </w:pPr>
+      <w:r>
+        <w:t>@app.route("/")</w:t>
+      </w:r>
+    </w:p>
+    <w:p>
+      <w:pPr>
+        <w:pStyle w:val="Kd"/>
+      </w:pPr>
+      <w:proofErr w:type="spellStart"/>
+      <w:r>
+        <w:t>def</w:t>
+      </w:r>
+      <w:proofErr w:type="spellEnd"/>
+      <w:r>
+        <w:t xml:space="preserve"> index():</w:t>
+      </w:r>
+    </w:p>
+    <w:p>
+      <w:pPr>
+        <w:pStyle w:val="Kd"/>
+      </w:pPr>
+      <w:r>
+        <w:t xml:space="preserve">    </w:t>
+      </w:r>
+      <w:proofErr w:type="spellStart"/>
+      <w:r>
+        <w:t>return</w:t>
+      </w:r>
+      <w:proofErr w:type="spellEnd"/>
+      <w:r>
+        <w:t xml:space="preserve"> "&lt;h1&gt;Ahoj Tibor! </w:t>
+      </w:r>
+      <w:proofErr w:type="spellStart"/>
+      <w:r>
+        <w:t>Flask</w:t>
+      </w:r>
+      <w:proofErr w:type="spellEnd"/>
+      <w:r>
+        <w:t xml:space="preserve"> beží.&lt;/h1&gt;"</w:t>
+      </w:r>
+    </w:p>
+    <w:p>
+      <w:pPr>
+        <w:spacing w:after="160" w:line="259" w:lineRule="auto"/>
+      </w:pPr>
+      <w:r>
+        <w:t>Toto je najmenšia funkčná aplikácia.</w:t>
+      </w:r>
+    </w:p>
+    <w:p>
+      <w:pPr>
+        <w:spacing w:after="160" w:line="259" w:lineRule="auto"/>
+      </w:pPr>
+      <w:r>
+        <w:pict w14:anchorId="713B76ED">
+          <v:rect id="_x0000_i1026" style="width:0;height:1.5pt" o:hralign="center" o:hrstd="t" o:hr="t" fillcolor="#a0a0a0" stroked="f"/>
         </w:pict>
       </w:r>
     </w:p>
@@ -144,115 +487,23 @@
           <w:b/>
           <w:bCs/>
         </w:rPr>
-        <w:t>Vytvor súbor app.py</w:t>
-      </w:r>
-    </w:p>
-    <w:p>
-      <w:pPr>
-        <w:spacing w:after="160" w:line="259" w:lineRule="auto"/>
-      </w:pPr>
-      <w:r>
-        <w:t>Do prázdneho priečinka si vytvor súbor:</w:t>
-      </w:r>
-    </w:p>
-    <w:p>
-      <w:pPr>
-        <w:spacing w:after="160" w:line="259" w:lineRule="auto"/>
-        <w:rPr>
-          <w:b/>
-          <w:bCs/>
-        </w:rPr>
-      </w:pPr>
-      <w:r>
-        <w:rPr>
-          <w:b/>
-          <w:bCs/>
-        </w:rPr>
-        <w:t>app.py</w:t>
-      </w:r>
-    </w:p>
-    <w:p>
-      <w:pPr>
-        <w:pStyle w:val="Kd"/>
-      </w:pPr>
-      <w:r>
-        <w:t>from flask import Flask</w:t>
-      </w:r>
-    </w:p>
-    <w:p>
-      <w:pPr>
-        <w:pStyle w:val="Kd"/>
-      </w:pPr>
-    </w:p>
-    <w:p>
-      <w:pPr>
-        <w:pStyle w:val="Kd"/>
-      </w:pPr>
-      <w:r>
-        <w:t>app = Flask(__name__)</w:t>
-      </w:r>
-    </w:p>
-    <w:p>
-      <w:pPr>
-        <w:pStyle w:val="Kd"/>
-      </w:pPr>
-    </w:p>
-    <w:p>
-      <w:pPr>
-        <w:pStyle w:val="Kd"/>
-      </w:pPr>
-      <w:r>
-        <w:t>@app.route("/")</w:t>
-      </w:r>
-    </w:p>
-    <w:p>
-      <w:pPr>
-        <w:pStyle w:val="Kd"/>
-      </w:pPr>
-      <w:r>
-        <w:t>def index():</w:t>
-      </w:r>
-    </w:p>
-    <w:p>
-      <w:pPr>
-        <w:pStyle w:val="Kd"/>
-      </w:pPr>
-      <w:r>
-        <w:t xml:space="preserve">    return "&lt;h1&gt;Ahoj Tibor! Flask beží.&lt;/h1&gt;"</w:t>
-      </w:r>
-    </w:p>
-    <w:p>
-      <w:pPr>
-        <w:spacing w:after="160" w:line="259" w:lineRule="auto"/>
-      </w:pPr>
-      <w:r>
-        <w:t>Toto je najmenšia funkčná aplikácia.</w:t>
-      </w:r>
-    </w:p>
-    <w:p>
-      <w:pPr>
-        <w:spacing w:after="160" w:line="259" w:lineRule="auto"/>
-      </w:pPr>
-      <w:r>
-        <w:pict w14:anchorId="713B76ED">
-          <v:rect id="_x0000_i1070" style="width:0;height:1.5pt" o:hralign="center" o:hrstd="t" o:hr="t" fillcolor="#a0a0a0" stroked="f"/>
-        </w:pict>
-      </w:r>
-    </w:p>
-    <w:p>
-      <w:pPr>
-        <w:spacing w:after="160" w:line="259" w:lineRule="auto"/>
-        <w:rPr>
-          <w:b/>
-          <w:bCs/>
-        </w:rPr>
-      </w:pPr>
-      <w:r>
-        <w:rPr>
-          <w:b/>
-          <w:bCs/>
-        </w:rPr>
-        <w:t>Spusti Flask server</w:t>
+        <w:t xml:space="preserve">Spusti </w:t>
+      </w:r>
+      <w:proofErr w:type="spellStart"/>
+      <w:r>
+        <w:rPr>
+          <w:b/>
+          <w:bCs/>
+        </w:rPr>
+        <w:t>Flask</w:t>
+      </w:r>
+      <w:proofErr w:type="spellEnd"/>
+      <w:r>
+        <w:rPr>
+          <w:b/>
+          <w:bCs/>
+        </w:rPr>
+        <w:t xml:space="preserve"> server</w:t>
       </w:r>
     </w:p>
     <w:p>
@@ -275,33 +526,94 @@
       <w:pPr>
         <w:spacing w:after="160" w:line="259" w:lineRule="auto"/>
       </w:pPr>
-      <w:r>
-        <w:t>flask --app app run --debug</w:t>
-      </w:r>
-    </w:p>
-    <w:p>
-      <w:pPr>
-        <w:spacing w:after="160" w:line="259" w:lineRule="auto"/>
-        <w:rPr>
-          <w:b/>
-          <w:bCs/>
-        </w:rPr>
-      </w:pPr>
-      <w:r>
-        <w:rPr>
-          <w:b/>
-          <w:bCs/>
-        </w:rPr>
-        <w:t>Windows PowerShell</w:t>
-      </w:r>
-    </w:p>
-    <w:p>
-      <w:pPr>
-        <w:spacing w:after="160" w:line="259" w:lineRule="auto"/>
-      </w:pPr>
-      <w:r>
-        <w:t>flask --app app run --debug</w:t>
-      </w:r>
+      <w:proofErr w:type="spellStart"/>
+      <w:r>
+        <w:t>flask</w:t>
+      </w:r>
+      <w:proofErr w:type="spellEnd"/>
+      <w:r>
+        <w:t xml:space="preserve"> --</w:t>
+      </w:r>
+      <w:proofErr w:type="spellStart"/>
+      <w:r>
+        <w:t>app</w:t>
+      </w:r>
+      <w:proofErr w:type="spellEnd"/>
+      <w:r>
+        <w:t xml:space="preserve"> </w:t>
+      </w:r>
+      <w:proofErr w:type="spellStart"/>
+      <w:r>
+        <w:t>app</w:t>
+      </w:r>
+      <w:proofErr w:type="spellEnd"/>
+      <w:r>
+        <w:t xml:space="preserve"> run --</w:t>
+      </w:r>
+      <w:proofErr w:type="spellStart"/>
+      <w:r>
+        <w:t>debug</w:t>
+      </w:r>
+      <w:proofErr w:type="spellEnd"/>
+    </w:p>
+    <w:p>
+      <w:pPr>
+        <w:spacing w:after="160" w:line="259" w:lineRule="auto"/>
+        <w:rPr>
+          <w:b/>
+          <w:bCs/>
+        </w:rPr>
+      </w:pPr>
+      <w:r>
+        <w:rPr>
+          <w:b/>
+          <w:bCs/>
+        </w:rPr>
+        <w:t xml:space="preserve">Windows </w:t>
+      </w:r>
+      <w:proofErr w:type="spellStart"/>
+      <w:r>
+        <w:rPr>
+          <w:b/>
+          <w:bCs/>
+        </w:rPr>
+        <w:t>PowerShell</w:t>
+      </w:r>
+      <w:proofErr w:type="spellEnd"/>
+    </w:p>
+    <w:p>
+      <w:pPr>
+        <w:spacing w:after="160" w:line="259" w:lineRule="auto"/>
+      </w:pPr>
+      <w:proofErr w:type="spellStart"/>
+      <w:r>
+        <w:t>flask</w:t>
+      </w:r>
+      <w:proofErr w:type="spellEnd"/>
+      <w:r>
+        <w:t xml:space="preserve"> --</w:t>
+      </w:r>
+      <w:proofErr w:type="spellStart"/>
+      <w:r>
+        <w:t>app</w:t>
+      </w:r>
+      <w:proofErr w:type="spellEnd"/>
+      <w:r>
+        <w:t xml:space="preserve"> </w:t>
+      </w:r>
+      <w:proofErr w:type="spellStart"/>
+      <w:r>
+        <w:t>app</w:t>
+      </w:r>
+      <w:proofErr w:type="spellEnd"/>
+      <w:r>
+        <w:t xml:space="preserve"> run --</w:t>
+      </w:r>
+      <w:proofErr w:type="spellStart"/>
+      <w:r>
+        <w:t>debug</w:t>
+      </w:r>
+      <w:proofErr w:type="spellEnd"/>
     </w:p>
     <w:p>
       <w:pPr>
@@ -309,7 +621,7 @@
       </w:pPr>
       <w:r>
         <w:pict w14:anchorId="114E483A">
-          <v:rect id="_x0000_i1071" style="width:0;height:1.5pt" o:hralign="center" o:hrstd="t" o:hr="t" fillcolor="#a0a0a0" stroked="f"/>
+          <v:rect id="_x0000_i1027" style="width:0;height:1.5pt" o:hralign="center" o:hrstd="t" o:hr="t" fillcolor="#a0a0a0" stroked="f"/>
         </w:pict>
       </w:r>
     </w:p>
@@ -382,7 +694,23 @@
           <w:b/>
           <w:bCs/>
         </w:rPr>
-        <w:t>Ahoj Tibor! Flask beží.</w:t>
+        <w:t xml:space="preserve">Ahoj Tibor! </w:t>
+      </w:r>
+      <w:proofErr w:type="spellStart"/>
+      <w:r>
+        <w:rPr>
+          <w:b/>
+          <w:bCs/>
+        </w:rPr>
+        <w:t>Flask</w:t>
+      </w:r>
+      <w:proofErr w:type="spellEnd"/>
+      <w:r>
+        <w:rPr>
+          <w:b/>
+          <w:bCs/>
+        </w:rPr>
+        <w:t xml:space="preserve"> beží.</w:t>
       </w:r>
     </w:p>
     <w:p>
@@ -391,7 +719,7 @@
       </w:pPr>
       <w:r>
         <w:pict w14:anchorId="0335A2BB">
-          <v:rect id="_x0000_i1072" style="width:0;height:1.5pt" o:hralign="center" o:hrstd="t" o:hr="t" fillcolor="#a0a0a0" stroked="f"/>
+          <v:rect id="_x0000_i1028" style="width:0;height:1.5pt" o:hralign="center" o:hrstd="t" o:hr="t" fillcolor="#a0a0a0" stroked="f"/>
         </w:pict>
       </w:r>
     </w:p>
@@ -409,7 +737,6 @@
           <w:b/>
           <w:bCs/>
         </w:rPr>
-        <w:lastRenderedPageBreak/>
         <w:t>🔍</w:t>
       </w:r>
       <w:r>
@@ -429,7 +756,15 @@
         <w:spacing w:after="160" w:line="259" w:lineRule="auto"/>
       </w:pPr>
       <w:r>
-        <w:t>máš funkčný Flask server,</w:t>
+        <w:t xml:space="preserve">máš funkčný </w:t>
+      </w:r>
+      <w:proofErr w:type="spellStart"/>
+      <w:r>
+        <w:t>Flask</w:t>
+      </w:r>
+      <w:proofErr w:type="spellEnd"/>
+      <w:r>
+        <w:t xml:space="preserve"> server,</w:t>
       </w:r>
     </w:p>
     <w:p>
@@ -441,6 +776,7 @@
         <w:spacing w:after="160" w:line="259" w:lineRule="auto"/>
       </w:pPr>
       <w:r>
+        <w:lastRenderedPageBreak/>
         <w:t>vieš spustiť aplikáciu,</w:t>
       </w:r>
     </w:p>
@@ -453,7 +789,15 @@
         <w:spacing w:after="160" w:line="259" w:lineRule="auto"/>
       </w:pPr>
       <w:r>
-        <w:t>vieš vytvoriť prvú route,</w:t>
+        <w:t xml:space="preserve">vieš vytvoriť prvú </w:t>
+      </w:r>
+      <w:proofErr w:type="spellStart"/>
+      <w:r>
+        <w:t>route</w:t>
+      </w:r>
+      <w:proofErr w:type="spellEnd"/>
+      <w:r>
+        <w:t>,</w:t>
       </w:r>
     </w:p>
     <w:p>
@@ -474,7 +818,7 @@
       </w:pPr>
       <w:r>
         <w:pict w14:anchorId="3BB08240">
-          <v:rect id="_x0000_i1073" style="width:0;height:1.5pt" o:hralign="center" o:hrstd="t" o:hr="t" fillcolor="#a0a0a0" stroked="f"/>
+          <v:rect id="_x0000_i1029" style="width:0;height:1.5pt" o:hralign="center" o:hrstd="t" o:hr="t" fillcolor="#a0a0a0" stroked="f"/>
         </w:pict>
       </w:r>
     </w:p>
@@ -523,7 +867,23 @@
           <w:b/>
           <w:bCs/>
         </w:rPr>
-        <w:t>Pridať ďalšie stránky (routing)</w:t>
+        <w:t>Pridať ďalšie stránky (</w:t>
+      </w:r>
+      <w:proofErr w:type="spellStart"/>
+      <w:r>
+        <w:rPr>
+          <w:b/>
+          <w:bCs/>
+        </w:rPr>
+        <w:t>routing</w:t>
+      </w:r>
+      <w:proofErr w:type="spellEnd"/>
+      <w:r>
+        <w:rPr>
+          <w:b/>
+          <w:bCs/>
+        </w:rPr>
+        <w:t>)</w:t>
       </w:r>
     </w:p>
     <w:p>
@@ -555,7 +915,23 @@
           <w:b/>
           <w:bCs/>
         </w:rPr>
-        <w:t>Vytvoriť projektovú štruktúru (flaskr/)</w:t>
+        <w:t>Vytvoriť projektovú štruktúru (</w:t>
+      </w:r>
+      <w:proofErr w:type="spellStart"/>
+      <w:r>
+        <w:rPr>
+          <w:b/>
+          <w:bCs/>
+        </w:rPr>
+        <w:t>flaskr</w:t>
+      </w:r>
+      <w:proofErr w:type="spellEnd"/>
+      <w:r>
+        <w:rPr>
+          <w:b/>
+          <w:bCs/>
+        </w:rPr>
+        <w:t>/)</w:t>
       </w:r>
     </w:p>
     <w:p>
@@ -571,8 +947,17 @@
           <w:b/>
           <w:bCs/>
         </w:rPr>
-        <w:t>Pridať formuláre a POST requesty</w:t>
-      </w:r>
+        <w:t xml:space="preserve">Pridať formuláre a POST </w:t>
+      </w:r>
+      <w:proofErr w:type="spellStart"/>
+      <w:r>
+        <w:rPr>
+          <w:b/>
+          <w:bCs/>
+        </w:rPr>
+        <w:t>requesty</w:t>
+      </w:r>
+      <w:proofErr w:type="spellEnd"/>
     </w:p>
     <w:p>
       <w:pPr>
@@ -587,8 +972,17 @@
           <w:b/>
           <w:bCs/>
         </w:rPr>
-        <w:t>Pridať databázu SQLite</w:t>
-      </w:r>
+        <w:t xml:space="preserve">Pridať databázu </w:t>
+      </w:r>
+      <w:proofErr w:type="spellStart"/>
+      <w:r>
+        <w:rPr>
+          <w:b/>
+          <w:bCs/>
+        </w:rPr>
+        <w:t>SQLite</w:t>
+      </w:r>
+      <w:proofErr w:type="spellEnd"/>
     </w:p>
     <w:p>
       <w:pPr>
@@ -603,7 +997,39 @@
           <w:b/>
           <w:bCs/>
         </w:rPr>
-        <w:t>Pridať login systém (Blueprinty)</w:t>
+        <w:t xml:space="preserve">Pridať </w:t>
+      </w:r>
+      <w:proofErr w:type="spellStart"/>
+      <w:r>
+        <w:rPr>
+          <w:b/>
+          <w:bCs/>
+        </w:rPr>
+        <w:t>login</w:t>
+      </w:r>
+      <w:proofErr w:type="spellEnd"/>
+      <w:r>
+        <w:rPr>
+          <w:b/>
+          <w:bCs/>
+        </w:rPr>
+        <w:t xml:space="preserve"> systém (</w:t>
+      </w:r>
+      <w:proofErr w:type="spellStart"/>
+      <w:r>
+        <w:rPr>
+          <w:b/>
+          <w:bCs/>
+        </w:rPr>
+        <w:t>Blueprinty</w:t>
+      </w:r>
+      <w:proofErr w:type="spellEnd"/>
+      <w:r>
+        <w:rPr>
+          <w:b/>
+          <w:bCs/>
+        </w:rPr>
+        <w:t>)</w:t>
       </w:r>
     </w:p>
     <w:p>
@@ -1503,6 +1929,7 @@
   <w:style w:type="character" w:default="1" w:styleId="DefaultParagraphFont">
     <w:name w:val="Default Paragraph Font"/>
     <w:uiPriority w:val="1"/>
+    <w:semiHidden/>
     <w:unhideWhenUsed/>
   </w:style>
   <w:style w:type="table" w:default="1" w:styleId="TableNormal">

--- a/Zaciatok/minimalna_Flask_aplikacia.docx
+++ b/Zaciatok/minimalna_Flask_aplikacia.docx
@@ -4,33 +4,33 @@
   <w:body>
     <w:p>
       <w:pPr>
-        <w:spacing w:after="160" w:line="259" w:lineRule="auto"/>
-        <w:rPr>
-          <w:b/>
-          <w:bCs/>
-        </w:rPr>
-      </w:pPr>
-      <w:r>
-        <w:rPr>
-          <w:b/>
-          <w:bCs/>
-        </w:rPr>
+        <w:pStyle w:val="Nadpis1"/>
+      </w:pPr>
+      <w:r>
+        <w:t xml:space="preserve">Minimálna </w:t>
+      </w:r>
+      <w:proofErr w:type="spellStart"/>
+      <w:r>
+        <w:t>Flask</w:t>
+      </w:r>
+      <w:proofErr w:type="spellEnd"/>
+      <w:r>
+        <w:t xml:space="preserve"> aplikácia.</w:t>
+      </w:r>
+    </w:p>
+    <w:p>
+      <w:pPr>
+        <w:pStyle w:val="Nadpis2"/>
+      </w:pPr>
+      <w:r>
         <w:t xml:space="preserve">KROK 1 — Vytvorenie minimálnej </w:t>
       </w:r>
       <w:proofErr w:type="spellStart"/>
       <w:r>
-        <w:rPr>
-          <w:b/>
-          <w:bCs/>
-        </w:rPr>
         <w:t>Flask</w:t>
       </w:r>
       <w:proofErr w:type="spellEnd"/>
       <w:r>
-        <w:rPr>
-          <w:b/>
-          <w:bCs/>
-        </w:rPr>
         <w:t xml:space="preserve"> aplikácie</w:t>
       </w:r>
     </w:p>
@@ -84,17 +84,9 @@
     </w:p>
     <w:p>
       <w:pPr>
-        <w:spacing w:after="160" w:line="259" w:lineRule="auto"/>
-        <w:rPr>
-          <w:b/>
-          <w:bCs/>
-        </w:rPr>
-      </w:pPr>
-      <w:r>
-        <w:rPr>
-          <w:b/>
-          <w:bCs/>
-        </w:rPr>
+        <w:pStyle w:val="Nadpis3"/>
+      </w:pPr>
+      <w:r>
         <w:t>WSL2 / Linux</w:t>
       </w:r>
     </w:p>
@@ -182,33 +174,17 @@
     </w:p>
     <w:p>
       <w:pPr>
-        <w:spacing w:after="160" w:line="259" w:lineRule="auto"/>
-        <w:rPr>
-          <w:b/>
-          <w:bCs/>
-        </w:rPr>
-      </w:pPr>
-      <w:r>
-        <w:rPr>
-          <w:b/>
-          <w:bCs/>
-        </w:rPr>
+        <w:pStyle w:val="Nadpis3"/>
+      </w:pPr>
+      <w:r>
         <w:t>Windows (</w:t>
       </w:r>
       <w:proofErr w:type="spellStart"/>
       <w:r>
-        <w:rPr>
-          <w:b/>
-          <w:bCs/>
-        </w:rPr>
         <w:t>PowerShell</w:t>
       </w:r>
       <w:proofErr w:type="spellEnd"/>
       <w:r>
-        <w:rPr>
-          <w:b/>
-          <w:bCs/>
-        </w:rPr>
         <w:t>)</w:t>
       </w:r>
     </w:p>
@@ -308,24 +284,13 @@
     </w:p>
     <w:p>
       <w:pPr>
-        <w:spacing w:after="160" w:line="259" w:lineRule="auto"/>
-        <w:rPr>
-          <w:b/>
-          <w:bCs/>
-        </w:rPr>
-      </w:pPr>
-      <w:r>
-        <w:rPr>
-          <w:b/>
-          <w:bCs/>
-        </w:rPr>
+        <w:pStyle w:val="Nadpis3"/>
+      </w:pPr>
+      <w:r>
         <w:t>Vytvor súbor app.py</w:t>
       </w:r>
     </w:p>
     <w:p>
-      <w:pPr>
-        <w:spacing w:after="160" w:line="259" w:lineRule="auto"/>
-      </w:pPr>
       <w:r>
         <w:t>Do prázdneho priečinka si vytvor súbor:</w:t>
       </w:r>
@@ -476,55 +441,31 @@
     </w:p>
     <w:p>
       <w:pPr>
+        <w:pStyle w:val="Nadpis2"/>
+      </w:pPr>
+      <w:r>
+        <w:t xml:space="preserve">Spusti </w:t>
+      </w:r>
+      <w:proofErr w:type="spellStart"/>
+      <w:r>
+        <w:t>Flask</w:t>
+      </w:r>
+      <w:proofErr w:type="spellEnd"/>
+      <w:r>
+        <w:t xml:space="preserve"> server</w:t>
+      </w:r>
+    </w:p>
+    <w:p>
+      <w:pPr>
+        <w:pStyle w:val="Nadpis3"/>
+      </w:pPr>
+      <w:r>
+        <w:t>Linux / WSL2</w:t>
+      </w:r>
+    </w:p>
+    <w:p>
+      <w:pPr>
         <w:spacing w:after="160" w:line="259" w:lineRule="auto"/>
-        <w:rPr>
-          <w:b/>
-          <w:bCs/>
-        </w:rPr>
-      </w:pPr>
-      <w:r>
-        <w:rPr>
-          <w:b/>
-          <w:bCs/>
-        </w:rPr>
-        <w:t xml:space="preserve">Spusti </w:t>
-      </w:r>
-      <w:proofErr w:type="spellStart"/>
-      <w:r>
-        <w:rPr>
-          <w:b/>
-          <w:bCs/>
-        </w:rPr>
-        <w:t>Flask</w:t>
-      </w:r>
-      <w:proofErr w:type="spellEnd"/>
-      <w:r>
-        <w:rPr>
-          <w:b/>
-          <w:bCs/>
-        </w:rPr>
-        <w:t xml:space="preserve"> server</w:t>
-      </w:r>
-    </w:p>
-    <w:p>
-      <w:pPr>
-        <w:spacing w:after="160" w:line="259" w:lineRule="auto"/>
-        <w:rPr>
-          <w:b/>
-          <w:bCs/>
-        </w:rPr>
-      </w:pPr>
-      <w:r>
-        <w:rPr>
-          <w:b/>
-          <w:bCs/>
-        </w:rPr>
-        <w:t>Linux / WSL2</w:t>
-      </w:r>
-    </w:p>
-    <w:p>
-      <w:pPr>
-        <w:spacing w:after="160" w:line="259" w:lineRule="auto"/>
       </w:pPr>
       <w:proofErr w:type="spellStart"/>
       <w:r>
@@ -558,25 +499,13 @@
     </w:p>
     <w:p>
       <w:pPr>
-        <w:spacing w:after="160" w:line="259" w:lineRule="auto"/>
-        <w:rPr>
-          <w:b/>
-          <w:bCs/>
-        </w:rPr>
-      </w:pPr>
-      <w:r>
-        <w:rPr>
-          <w:b/>
-          <w:bCs/>
-        </w:rPr>
+        <w:pStyle w:val="Nadpis3"/>
+      </w:pPr>
+      <w:r>
         <w:t xml:space="preserve">Windows </w:t>
       </w:r>
       <w:proofErr w:type="spellStart"/>
       <w:r>
-        <w:rPr>
-          <w:b/>
-          <w:bCs/>
-        </w:rPr>
         <w:t>PowerShell</w:t>
       </w:r>
       <w:proofErr w:type="spellEnd"/>
@@ -669,10 +598,10 @@
       <w:r>
         <w:t xml:space="preserve"> </w:t>
       </w:r>
-      <w:hyperlink r:id="rId5" w:history="1">
+      <w:hyperlink r:id="rId7" w:history="1">
         <w:r>
           <w:rPr>
-            <w:rStyle w:val="Hyperlink"/>
+            <w:rStyle w:val="Hypertextovprepojenie"/>
           </w:rPr>
           <w:t>http://127.0.0.1:5000</w:t>
         </w:r>
@@ -725,26 +654,11 @@
     </w:p>
     <w:p>
       <w:pPr>
-        <w:spacing w:after="160" w:line="259" w:lineRule="auto"/>
-        <w:rPr>
-          <w:b/>
-          <w:bCs/>
-        </w:rPr>
-      </w:pPr>
-      <w:r>
-        <w:rPr>
-          <w:rFonts w:ascii="Segoe UI Emoji" w:hAnsi="Segoe UI Emoji" w:cs="Segoe UI Emoji"/>
-          <w:b/>
-          <w:bCs/>
-        </w:rPr>
-        <w:t>🔍</w:t>
-      </w:r>
-      <w:r>
-        <w:rPr>
-          <w:b/>
-          <w:bCs/>
-        </w:rPr>
-        <w:t xml:space="preserve"> Čo sme týmto dosiahli?</w:t>
+        <w:pStyle w:val="Nadpis3"/>
+      </w:pPr>
+      <w:r>
+        <w:lastRenderedPageBreak/>
+        <w:t>Čo sme týmto dosiahli?</w:t>
       </w:r>
     </w:p>
     <w:p>
@@ -776,7 +690,6 @@
         <w:spacing w:after="160" w:line="259" w:lineRule="auto"/>
       </w:pPr>
       <w:r>
-        <w:lastRenderedPageBreak/>
         <w:t>vieš spustiť aplikáciu,</w:t>
       </w:r>
     </w:p>
@@ -832,18 +745,10 @@
       </w:pPr>
       <w:r>
         <w:rPr>
-          <w:rFonts w:ascii="Segoe UI Emoji" w:hAnsi="Segoe UI Emoji" w:cs="Segoe UI Emoji"/>
-          <w:b/>
-          <w:bCs/>
-        </w:rPr>
-        <w:t>👉</w:t>
-      </w:r>
-      <w:r>
-        <w:rPr>
-          <w:b/>
-          <w:bCs/>
-        </w:rPr>
-        <w:t xml:space="preserve"> KROK 2 (vyber si)</w:t>
+          <w:b/>
+          <w:bCs/>
+        </w:rPr>
+        <w:t>KROK 2 (vyber si)</w:t>
       </w:r>
     </w:p>
     <w:p>
@@ -1032,16 +937,14 @@
         <w:t>)</w:t>
       </w:r>
     </w:p>
-    <w:p>
-      <w:pPr>
-        <w:spacing w:after="160" w:line="259" w:lineRule="auto"/>
-      </w:pPr>
-      <w:r>
-        <w:t>Stačí napísať číslo.</w:t>
-      </w:r>
-    </w:p>
     <w:p/>
     <w:sectPr>
+      <w:headerReference w:type="even" r:id="rId8"/>
+      <w:headerReference w:type="default" r:id="rId9"/>
+      <w:footerReference w:type="even" r:id="rId10"/>
+      <w:footerReference w:type="default" r:id="rId11"/>
+      <w:headerReference w:type="first" r:id="rId12"/>
+      <w:footerReference w:type="first" r:id="rId13"/>
       <w:pgSz w:w="11906" w:h="16838"/>
       <w:pgMar w:top="1440" w:right="1440" w:bottom="1440" w:left="1440" w:header="708" w:footer="708" w:gutter="0"/>
       <w:cols w:space="708"/>
@@ -1049,6 +952,137 @@
     </w:sectPr>
   </w:body>
 </w:document>
+</file>
+
+<file path=word/endnotes.xml><?xml version="1.0" encoding="utf-8"?>
+<w:endnotes xmlns:wpc="http://schemas.microsoft.com/office/word/2010/wordprocessingCanvas" xmlns:cx="http://schemas.microsoft.com/office/drawing/2014/chartex" xmlns:cx1="http://schemas.microsoft.com/office/drawing/2015/9/8/chartex" xmlns:cx2="http://schemas.microsoft.com/office/drawing/2015/10/21/chartex" xmlns:cx3="http://schemas.microsoft.com/office/drawing/2016/5/9/chartex" xmlns:cx4="http://schemas.microsoft.com/office/drawing/2016/5/10/chartex" xmlns:cx5="http://schemas.microsoft.com/office/drawing/2016/5/11/chartex" xmlns:cx6="http://schemas.microsoft.com/office/drawing/2016/5/12/chartex" xmlns:cx7="http://schemas.microsoft.com/office/drawing/2016/5/13/chartex" xmlns:cx8="http://schemas.microsoft.com/office/drawing/2016/5/14/chartex" xmlns:mc="http://schemas.openxmlformats.org/markup-compatibility/2006" xmlns:aink="http://schemas.microsoft.com/office/drawing/2016/ink" xmlns:am3d="http://schemas.microsoft.com/office/drawing/2017/model3d" xmlns:o="urn:schemas-microsoft-com:office:office" xmlns:oel="http://schemas.microsoft.com/office/2019/extlst" xmlns:r="http://schemas.openxmlformats.org/officeDocument/2006/relationships" xmlns:m="http://schemas.openxmlformats.org/officeDocument/2006/math" xmlns:v="urn:schemas-microsoft-com:vml" xmlns:wp14="http://schemas.microsoft.com/office/word/2010/wordprocessingDrawing" xmlns:wp="http://schemas.openxmlformats.org/drawingml/2006/wordprocessingDrawing" xmlns:w10="urn:schemas-microsoft-com:office:word" xmlns:w="http://schemas.openxmlformats.org/wordprocessingml/2006/main" xmlns:w14="http://schemas.microsoft.com/office/word/2010/wordml" xmlns:w15="http://schemas.microsoft.com/office/word/2012/wordml" xmlns:w16cex="http://schemas.microsoft.com/office/word/2018/wordml/cex" xmlns:w16cid="http://schemas.microsoft.com/office/word/2016/wordml/cid" xmlns:w16="http://schemas.microsoft.com/office/word/2018/wordml" xmlns:w16du="http://schemas.microsoft.com/office/word/2023/wordml/word16du" xmlns:w16sdtdh="http://schemas.microsoft.com/office/word/2020/wordml/sdtdatahash" xmlns:w16sdtfl="http://schemas.microsoft.com/office/word/2024/wordml/sdtformatlock" xmlns:w16se="http://schemas.microsoft.com/office/word/2015/wordml/symex" xmlns:wpg="http://schemas.microsoft.com/office/word/2010/wordprocessingGroup" xmlns:wpi="http://schemas.microsoft.com/office/word/2010/wordprocessingInk" xmlns:wne="http://schemas.microsoft.com/office/word/2006/wordml" xmlns:wps="http://schemas.microsoft.com/office/word/2010/wordprocessingShape" mc:Ignorable="w14 w15 w16se w16cid w16 w16cex w16sdtdh w16sdtfl w16du wp14">
+  <w:endnote w:type="separator" w:id="-1">
+    <w:p>
+      <w:r>
+        <w:separator/>
+      </w:r>
+    </w:p>
+  </w:endnote>
+  <w:endnote w:type="continuationSeparator" w:id="0">
+    <w:p>
+      <w:r>
+        <w:continuationSeparator/>
+      </w:r>
+    </w:p>
+  </w:endnote>
+</w:endnotes>
+</file>
+
+<file path=word/footer1.xml><?xml version="1.0" encoding="utf-8"?>
+<w:ftr xmlns:wpc="http://schemas.microsoft.com/office/word/2010/wordprocessingCanvas" xmlns:cx="http://schemas.microsoft.com/office/drawing/2014/chartex" xmlns:cx1="http://schemas.microsoft.com/office/drawing/2015/9/8/chartex" xmlns:cx2="http://schemas.microsoft.com/office/drawing/2015/10/21/chartex" xmlns:cx3="http://schemas.microsoft.com/office/drawing/2016/5/9/chartex" xmlns:cx4="http://schemas.microsoft.com/office/drawing/2016/5/10/chartex" xmlns:cx5="http://schemas.microsoft.com/office/drawing/2016/5/11/chartex" xmlns:cx6="http://schemas.microsoft.com/office/drawing/2016/5/12/chartex" xmlns:cx7="http://schemas.microsoft.com/office/drawing/2016/5/13/chartex" xmlns:cx8="http://schemas.microsoft.com/office/drawing/2016/5/14/chartex" xmlns:mc="http://schemas.openxmlformats.org/markup-compatibility/2006" xmlns:aink="http://schemas.microsoft.com/office/drawing/2016/ink" xmlns:am3d="http://schemas.microsoft.com/office/drawing/2017/model3d" xmlns:o="urn:schemas-microsoft-com:office:office" xmlns:oel="http://schemas.microsoft.com/office/2019/extlst" xmlns:r="http://schemas.openxmlformats.org/officeDocument/2006/relationships" xmlns:m="http://schemas.openxmlformats.org/officeDocument/2006/math" xmlns:v="urn:schemas-microsoft-com:vml" xmlns:wp14="http://schemas.microsoft.com/office/word/2010/wordprocessingDrawing" xmlns:wp="http://schemas.openxmlformats.org/drawingml/2006/wordprocessingDrawing" xmlns:w10="urn:schemas-microsoft-com:office:word" xmlns:w="http://schemas.openxmlformats.org/wordprocessingml/2006/main" xmlns:w14="http://schemas.microsoft.com/office/word/2010/wordml" xmlns:w15="http://schemas.microsoft.com/office/word/2012/wordml" xmlns:w16cex="http://schemas.microsoft.com/office/word/2018/wordml/cex" xmlns:w16cid="http://schemas.microsoft.com/office/word/2016/wordml/cid" xmlns:w16="http://schemas.microsoft.com/office/word/2018/wordml" xmlns:w16du="http://schemas.microsoft.com/office/word/2023/wordml/word16du" xmlns:w16sdtdh="http://schemas.microsoft.com/office/word/2020/wordml/sdtdatahash" xmlns:w16sdtfl="http://schemas.microsoft.com/office/word/2024/wordml/sdtformatlock" xmlns:w16se="http://schemas.microsoft.com/office/word/2015/wordml/symex" xmlns:wpg="http://schemas.microsoft.com/office/word/2010/wordprocessingGroup" xmlns:wpi="http://schemas.microsoft.com/office/word/2010/wordprocessingInk" xmlns:wne="http://schemas.microsoft.com/office/word/2006/wordml" xmlns:wps="http://schemas.microsoft.com/office/word/2010/wordprocessingShape" mc:Ignorable="w14 w15 w16se w16cid w16 w16cex w16sdtdh w16sdtfl w16du wp14">
+  <w:p>
+    <w:pPr>
+      <w:pStyle w:val="Pta"/>
+    </w:pPr>
+  </w:p>
+</w:ftr>
+</file>
+
+<file path=word/footer2.xml><?xml version="1.0" encoding="utf-8"?>
+<w:ftr xmlns:wpc="http://schemas.microsoft.com/office/word/2010/wordprocessingCanvas" xmlns:cx="http://schemas.microsoft.com/office/drawing/2014/chartex" xmlns:cx1="http://schemas.microsoft.com/office/drawing/2015/9/8/chartex" xmlns:cx2="http://schemas.microsoft.com/office/drawing/2015/10/21/chartex" xmlns:cx3="http://schemas.microsoft.com/office/drawing/2016/5/9/chartex" xmlns:cx4="http://schemas.microsoft.com/office/drawing/2016/5/10/chartex" xmlns:cx5="http://schemas.microsoft.com/office/drawing/2016/5/11/chartex" xmlns:cx6="http://schemas.microsoft.com/office/drawing/2016/5/12/chartex" xmlns:cx7="http://schemas.microsoft.com/office/drawing/2016/5/13/chartex" xmlns:cx8="http://schemas.microsoft.com/office/drawing/2016/5/14/chartex" xmlns:mc="http://schemas.openxmlformats.org/markup-compatibility/2006" xmlns:aink="http://schemas.microsoft.com/office/drawing/2016/ink" xmlns:am3d="http://schemas.microsoft.com/office/drawing/2017/model3d" xmlns:o="urn:schemas-microsoft-com:office:office" xmlns:oel="http://schemas.microsoft.com/office/2019/extlst" xmlns:r="http://schemas.openxmlformats.org/officeDocument/2006/relationships" xmlns:m="http://schemas.openxmlformats.org/officeDocument/2006/math" xmlns:v="urn:schemas-microsoft-com:vml" xmlns:wp14="http://schemas.microsoft.com/office/word/2010/wordprocessingDrawing" xmlns:wp="http://schemas.openxmlformats.org/drawingml/2006/wordprocessingDrawing" xmlns:w10="urn:schemas-microsoft-com:office:word" xmlns:w="http://schemas.openxmlformats.org/wordprocessingml/2006/main" xmlns:w14="http://schemas.microsoft.com/office/word/2010/wordml" xmlns:w15="http://schemas.microsoft.com/office/word/2012/wordml" xmlns:w16cex="http://schemas.microsoft.com/office/word/2018/wordml/cex" xmlns:w16cid="http://schemas.microsoft.com/office/word/2016/wordml/cid" xmlns:w16="http://schemas.microsoft.com/office/word/2018/wordml" xmlns:w16du="http://schemas.microsoft.com/office/word/2023/wordml/word16du" xmlns:w16sdtdh="http://schemas.microsoft.com/office/word/2020/wordml/sdtdatahash" xmlns:w16sdtfl="http://schemas.microsoft.com/office/word/2024/wordml/sdtformatlock" xmlns:w16se="http://schemas.microsoft.com/office/word/2015/wordml/symex" xmlns:wpg="http://schemas.microsoft.com/office/word/2010/wordprocessingGroup" xmlns:wpi="http://schemas.microsoft.com/office/word/2010/wordprocessingInk" xmlns:wne="http://schemas.microsoft.com/office/word/2006/wordml" xmlns:wps="http://schemas.microsoft.com/office/word/2010/wordprocessingShape" mc:Ignorable="w14 w15 w16se w16cid w16 w16cex w16sdtdh w16sdtfl w16du wp14">
+  <w:p>
+    <w:pPr>
+      <w:pStyle w:val="Pta"/>
+      <w:jc w:val="center"/>
+    </w:pPr>
+    <w:r>
+      <w:t xml:space="preserve">strana </w:t>
+    </w:r>
+    <w:r>
+      <w:fldChar w:fldCharType="begin"/>
+    </w:r>
+    <w:r>
+      <w:instrText xml:space="preserve"> PAGE  \* Arabic  \* MERGEFORMAT </w:instrText>
+    </w:r>
+    <w:r>
+      <w:fldChar w:fldCharType="separate"/>
+    </w:r>
+    <w:r>
+      <w:rPr>
+        <w:noProof/>
+      </w:rPr>
+      <w:t>2</w:t>
+    </w:r>
+    <w:r>
+      <w:fldChar w:fldCharType="end"/>
+    </w:r>
+    <w:r>
+      <w:t xml:space="preserve"> / </w:t>
+    </w:r>
+    <w:fldSimple w:instr=" NUMPAGES  \* Arabic  \* MERGEFORMAT ">
+      <w:r>
+        <w:rPr>
+          <w:noProof/>
+        </w:rPr>
+        <w:t>2</w:t>
+      </w:r>
+    </w:fldSimple>
+  </w:p>
+</w:ftr>
+</file>
+
+<file path=word/footer3.xml><?xml version="1.0" encoding="utf-8"?>
+<w:ftr xmlns:wpc="http://schemas.microsoft.com/office/word/2010/wordprocessingCanvas" xmlns:cx="http://schemas.microsoft.com/office/drawing/2014/chartex" xmlns:cx1="http://schemas.microsoft.com/office/drawing/2015/9/8/chartex" xmlns:cx2="http://schemas.microsoft.com/office/drawing/2015/10/21/chartex" xmlns:cx3="http://schemas.microsoft.com/office/drawing/2016/5/9/chartex" xmlns:cx4="http://schemas.microsoft.com/office/drawing/2016/5/10/chartex" xmlns:cx5="http://schemas.microsoft.com/office/drawing/2016/5/11/chartex" xmlns:cx6="http://schemas.microsoft.com/office/drawing/2016/5/12/chartex" xmlns:cx7="http://schemas.microsoft.com/office/drawing/2016/5/13/chartex" xmlns:cx8="http://schemas.microsoft.com/office/drawing/2016/5/14/chartex" xmlns:mc="http://schemas.openxmlformats.org/markup-compatibility/2006" xmlns:aink="http://schemas.microsoft.com/office/drawing/2016/ink" xmlns:am3d="http://schemas.microsoft.com/office/drawing/2017/model3d" xmlns:o="urn:schemas-microsoft-com:office:office" xmlns:oel="http://schemas.microsoft.com/office/2019/extlst" xmlns:r="http://schemas.openxmlformats.org/officeDocument/2006/relationships" xmlns:m="http://schemas.openxmlformats.org/officeDocument/2006/math" xmlns:v="urn:schemas-microsoft-com:vml" xmlns:wp14="http://schemas.microsoft.com/office/word/2010/wordprocessingDrawing" xmlns:wp="http://schemas.openxmlformats.org/drawingml/2006/wordprocessingDrawing" xmlns:w10="urn:schemas-microsoft-com:office:word" xmlns:w="http://schemas.openxmlformats.org/wordprocessingml/2006/main" xmlns:w14="http://schemas.microsoft.com/office/word/2010/wordml" xmlns:w15="http://schemas.microsoft.com/office/word/2012/wordml" xmlns:w16cex="http://schemas.microsoft.com/office/word/2018/wordml/cex" xmlns:w16cid="http://schemas.microsoft.com/office/word/2016/wordml/cid" xmlns:w16="http://schemas.microsoft.com/office/word/2018/wordml" xmlns:w16du="http://schemas.microsoft.com/office/word/2023/wordml/word16du" xmlns:w16sdtdh="http://schemas.microsoft.com/office/word/2020/wordml/sdtdatahash" xmlns:w16sdtfl="http://schemas.microsoft.com/office/word/2024/wordml/sdtformatlock" xmlns:w16se="http://schemas.microsoft.com/office/word/2015/wordml/symex" xmlns:wpg="http://schemas.microsoft.com/office/word/2010/wordprocessingGroup" xmlns:wpi="http://schemas.microsoft.com/office/word/2010/wordprocessingInk" xmlns:wne="http://schemas.microsoft.com/office/word/2006/wordml" xmlns:wps="http://schemas.microsoft.com/office/word/2010/wordprocessingShape" mc:Ignorable="w14 w15 w16se w16cid w16 w16cex w16sdtdh w16sdtfl w16du wp14">
+  <w:p>
+    <w:pPr>
+      <w:pStyle w:val="Pta"/>
+    </w:pPr>
+  </w:p>
+</w:ftr>
+</file>
+
+<file path=word/footnotes.xml><?xml version="1.0" encoding="utf-8"?>
+<w:footnotes xmlns:wpc="http://schemas.microsoft.com/office/word/2010/wordprocessingCanvas" xmlns:cx="http://schemas.microsoft.com/office/drawing/2014/chartex" xmlns:cx1="http://schemas.microsoft.com/office/drawing/2015/9/8/chartex" xmlns:cx2="http://schemas.microsoft.com/office/drawing/2015/10/21/chartex" xmlns:cx3="http://schemas.microsoft.com/office/drawing/2016/5/9/chartex" xmlns:cx4="http://schemas.microsoft.com/office/drawing/2016/5/10/chartex" xmlns:cx5="http://schemas.microsoft.com/office/drawing/2016/5/11/chartex" xmlns:cx6="http://schemas.microsoft.com/office/drawing/2016/5/12/chartex" xmlns:cx7="http://schemas.microsoft.com/office/drawing/2016/5/13/chartex" xmlns:cx8="http://schemas.microsoft.com/office/drawing/2016/5/14/chartex" xmlns:mc="http://schemas.openxmlformats.org/markup-compatibility/2006" xmlns:aink="http://schemas.microsoft.com/office/drawing/2016/ink" xmlns:am3d="http://schemas.microsoft.com/office/drawing/2017/model3d" xmlns:o="urn:schemas-microsoft-com:office:office" xmlns:oel="http://schemas.microsoft.com/office/2019/extlst" xmlns:r="http://schemas.openxmlformats.org/officeDocument/2006/relationships" xmlns:m="http://schemas.openxmlformats.org/officeDocument/2006/math" xmlns:v="urn:schemas-microsoft-com:vml" xmlns:wp14="http://schemas.microsoft.com/office/word/2010/wordprocessingDrawing" xmlns:wp="http://schemas.openxmlformats.org/drawingml/2006/wordprocessingDrawing" xmlns:w10="urn:schemas-microsoft-com:office:word" xmlns:w="http://schemas.openxmlformats.org/wordprocessingml/2006/main" xmlns:w14="http://schemas.microsoft.com/office/word/2010/wordml" xmlns:w15="http://schemas.microsoft.com/office/word/2012/wordml" xmlns:w16cex="http://schemas.microsoft.com/office/word/2018/wordml/cex" xmlns:w16cid="http://schemas.microsoft.com/office/word/2016/wordml/cid" xmlns:w16="http://schemas.microsoft.com/office/word/2018/wordml" xmlns:w16du="http://schemas.microsoft.com/office/word/2023/wordml/word16du" xmlns:w16sdtdh="http://schemas.microsoft.com/office/word/2020/wordml/sdtdatahash" xmlns:w16sdtfl="http://schemas.microsoft.com/office/word/2024/wordml/sdtformatlock" xmlns:w16se="http://schemas.microsoft.com/office/word/2015/wordml/symex" xmlns:wpg="http://schemas.microsoft.com/office/word/2010/wordprocessingGroup" xmlns:wpi="http://schemas.microsoft.com/office/word/2010/wordprocessingInk" xmlns:wne="http://schemas.microsoft.com/office/word/2006/wordml" xmlns:wps="http://schemas.microsoft.com/office/word/2010/wordprocessingShape" mc:Ignorable="w14 w15 w16se w16cid w16 w16cex w16sdtdh w16sdtfl w16du wp14">
+  <w:footnote w:type="separator" w:id="-1">
+    <w:p>
+      <w:r>
+        <w:separator/>
+      </w:r>
+    </w:p>
+  </w:footnote>
+  <w:footnote w:type="continuationSeparator" w:id="0">
+    <w:p>
+      <w:r>
+        <w:continuationSeparator/>
+      </w:r>
+    </w:p>
+  </w:footnote>
+</w:footnotes>
+</file>
+
+<file path=word/header1.xml><?xml version="1.0" encoding="utf-8"?>
+<w:hdr xmlns:wpc="http://schemas.microsoft.com/office/word/2010/wordprocessingCanvas" xmlns:cx="http://schemas.microsoft.com/office/drawing/2014/chartex" xmlns:cx1="http://schemas.microsoft.com/office/drawing/2015/9/8/chartex" xmlns:cx2="http://schemas.microsoft.com/office/drawing/2015/10/21/chartex" xmlns:cx3="http://schemas.microsoft.com/office/drawing/2016/5/9/chartex" xmlns:cx4="http://schemas.microsoft.com/office/drawing/2016/5/10/chartex" xmlns:cx5="http://schemas.microsoft.com/office/drawing/2016/5/11/chartex" xmlns:cx6="http://schemas.microsoft.com/office/drawing/2016/5/12/chartex" xmlns:cx7="http://schemas.microsoft.com/office/drawing/2016/5/13/chartex" xmlns:cx8="http://schemas.microsoft.com/office/drawing/2016/5/14/chartex" xmlns:mc="http://schemas.openxmlformats.org/markup-compatibility/2006" xmlns:aink="http://schemas.microsoft.com/office/drawing/2016/ink" xmlns:am3d="http://schemas.microsoft.com/office/drawing/2017/model3d" xmlns:o="urn:schemas-microsoft-com:office:office" xmlns:oel="http://schemas.microsoft.com/office/2019/extlst" xmlns:r="http://schemas.openxmlformats.org/officeDocument/2006/relationships" xmlns:m="http://schemas.openxmlformats.org/officeDocument/2006/math" xmlns:v="urn:schemas-microsoft-com:vml" xmlns:wp14="http://schemas.microsoft.com/office/word/2010/wordprocessingDrawing" xmlns:wp="http://schemas.openxmlformats.org/drawingml/2006/wordprocessingDrawing" xmlns:w10="urn:schemas-microsoft-com:office:word" xmlns:w="http://schemas.openxmlformats.org/wordprocessingml/2006/main" xmlns:w14="http://schemas.microsoft.com/office/word/2010/wordml" xmlns:w15="http://schemas.microsoft.com/office/word/2012/wordml" xmlns:w16cex="http://schemas.microsoft.com/office/word/2018/wordml/cex" xmlns:w16cid="http://schemas.microsoft.com/office/word/2016/wordml/cid" xmlns:w16="http://schemas.microsoft.com/office/word/2018/wordml" xmlns:w16du="http://schemas.microsoft.com/office/word/2023/wordml/word16du" xmlns:w16sdtdh="http://schemas.microsoft.com/office/word/2020/wordml/sdtdatahash" xmlns:w16sdtfl="http://schemas.microsoft.com/office/word/2024/wordml/sdtformatlock" xmlns:w16se="http://schemas.microsoft.com/office/word/2015/wordml/symex" xmlns:wpg="http://schemas.microsoft.com/office/word/2010/wordprocessingGroup" xmlns:wpi="http://schemas.microsoft.com/office/word/2010/wordprocessingInk" xmlns:wne="http://schemas.microsoft.com/office/word/2006/wordml" xmlns:wps="http://schemas.microsoft.com/office/word/2010/wordprocessingShape" mc:Ignorable="w14 w15 w16se w16cid w16 w16cex w16sdtdh w16sdtfl w16du wp14">
+  <w:p>
+    <w:pPr>
+      <w:pStyle w:val="Hlavika"/>
+    </w:pPr>
+  </w:p>
+</w:hdr>
+</file>
+
+<file path=word/header2.xml><?xml version="1.0" encoding="utf-8"?>
+<w:hdr xmlns:wpc="http://schemas.microsoft.com/office/word/2010/wordprocessingCanvas" xmlns:cx="http://schemas.microsoft.com/office/drawing/2014/chartex" xmlns:cx1="http://schemas.microsoft.com/office/drawing/2015/9/8/chartex" xmlns:cx2="http://schemas.microsoft.com/office/drawing/2015/10/21/chartex" xmlns:cx3="http://schemas.microsoft.com/office/drawing/2016/5/9/chartex" xmlns:cx4="http://schemas.microsoft.com/office/drawing/2016/5/10/chartex" xmlns:cx5="http://schemas.microsoft.com/office/drawing/2016/5/11/chartex" xmlns:cx6="http://schemas.microsoft.com/office/drawing/2016/5/12/chartex" xmlns:cx7="http://schemas.microsoft.com/office/drawing/2016/5/13/chartex" xmlns:cx8="http://schemas.microsoft.com/office/drawing/2016/5/14/chartex" xmlns:mc="http://schemas.openxmlformats.org/markup-compatibility/2006" xmlns:aink="http://schemas.microsoft.com/office/drawing/2016/ink" xmlns:am3d="http://schemas.microsoft.com/office/drawing/2017/model3d" xmlns:o="urn:schemas-microsoft-com:office:office" xmlns:oel="http://schemas.microsoft.com/office/2019/extlst" xmlns:r="http://schemas.openxmlformats.org/officeDocument/2006/relationships" xmlns:m="http://schemas.openxmlformats.org/officeDocument/2006/math" xmlns:v="urn:schemas-microsoft-com:vml" xmlns:wp14="http://schemas.microsoft.com/office/word/2010/wordprocessingDrawing" xmlns:wp="http://schemas.openxmlformats.org/drawingml/2006/wordprocessingDrawing" xmlns:w10="urn:schemas-microsoft-com:office:word" xmlns:w="http://schemas.openxmlformats.org/wordprocessingml/2006/main" xmlns:w14="http://schemas.microsoft.com/office/word/2010/wordml" xmlns:w15="http://schemas.microsoft.com/office/word/2012/wordml" xmlns:w16cex="http://schemas.microsoft.com/office/word/2018/wordml/cex" xmlns:w16cid="http://schemas.microsoft.com/office/word/2016/wordml/cid" xmlns:w16="http://schemas.microsoft.com/office/word/2018/wordml" xmlns:w16du="http://schemas.microsoft.com/office/word/2023/wordml/word16du" xmlns:w16sdtdh="http://schemas.microsoft.com/office/word/2020/wordml/sdtdatahash" xmlns:w16sdtfl="http://schemas.microsoft.com/office/word/2024/wordml/sdtformatlock" xmlns:w16se="http://schemas.microsoft.com/office/word/2015/wordml/symex" xmlns:wpg="http://schemas.microsoft.com/office/word/2010/wordprocessingGroup" xmlns:wpi="http://schemas.microsoft.com/office/word/2010/wordprocessingInk" xmlns:wne="http://schemas.microsoft.com/office/word/2006/wordml" xmlns:wps="http://schemas.microsoft.com/office/word/2010/wordprocessingShape" mc:Ignorable="w14 w15 w16se w16cid w16 w16cex w16sdtdh w16sdtfl w16du wp14">
+  <w:p>
+    <w:pPr>
+      <w:pStyle w:val="Hlavika"/>
+    </w:pPr>
+  </w:p>
+</w:hdr>
+</file>
+
+<file path=word/header3.xml><?xml version="1.0" encoding="utf-8"?>
+<w:hdr xmlns:wpc="http://schemas.microsoft.com/office/word/2010/wordprocessingCanvas" xmlns:cx="http://schemas.microsoft.com/office/drawing/2014/chartex" xmlns:cx1="http://schemas.microsoft.com/office/drawing/2015/9/8/chartex" xmlns:cx2="http://schemas.microsoft.com/office/drawing/2015/10/21/chartex" xmlns:cx3="http://schemas.microsoft.com/office/drawing/2016/5/9/chartex" xmlns:cx4="http://schemas.microsoft.com/office/drawing/2016/5/10/chartex" xmlns:cx5="http://schemas.microsoft.com/office/drawing/2016/5/11/chartex" xmlns:cx6="http://schemas.microsoft.com/office/drawing/2016/5/12/chartex" xmlns:cx7="http://schemas.microsoft.com/office/drawing/2016/5/13/chartex" xmlns:cx8="http://schemas.microsoft.com/office/drawing/2016/5/14/chartex" xmlns:mc="http://schemas.openxmlformats.org/markup-compatibility/2006" xmlns:aink="http://schemas.microsoft.com/office/drawing/2016/ink" xmlns:am3d="http://schemas.microsoft.com/office/drawing/2017/model3d" xmlns:o="urn:schemas-microsoft-com:office:office" xmlns:oel="http://schemas.microsoft.com/office/2019/extlst" xmlns:r="http://schemas.openxmlformats.org/officeDocument/2006/relationships" xmlns:m="http://schemas.openxmlformats.org/officeDocument/2006/math" xmlns:v="urn:schemas-microsoft-com:vml" xmlns:wp14="http://schemas.microsoft.com/office/word/2010/wordprocessingDrawing" xmlns:wp="http://schemas.openxmlformats.org/drawingml/2006/wordprocessingDrawing" xmlns:w10="urn:schemas-microsoft-com:office:word" xmlns:w="http://schemas.openxmlformats.org/wordprocessingml/2006/main" xmlns:w14="http://schemas.microsoft.com/office/word/2010/wordml" xmlns:w15="http://schemas.microsoft.com/office/word/2012/wordml" xmlns:w16cex="http://schemas.microsoft.com/office/word/2018/wordml/cex" xmlns:w16cid="http://schemas.microsoft.com/office/word/2016/wordml/cid" xmlns:w16="http://schemas.microsoft.com/office/word/2018/wordml" xmlns:w16du="http://schemas.microsoft.com/office/word/2023/wordml/word16du" xmlns:w16sdtdh="http://schemas.microsoft.com/office/word/2020/wordml/sdtdatahash" xmlns:w16sdtfl="http://schemas.microsoft.com/office/word/2024/wordml/sdtformatlock" xmlns:w16se="http://schemas.microsoft.com/office/word/2015/wordml/symex" xmlns:wpg="http://schemas.microsoft.com/office/word/2010/wordprocessingGroup" xmlns:wpi="http://schemas.microsoft.com/office/word/2010/wordprocessingInk" xmlns:wne="http://schemas.microsoft.com/office/word/2006/wordml" xmlns:wps="http://schemas.microsoft.com/office/word/2010/wordprocessingShape" mc:Ignorable="w14 w15 w16se w16cid w16 w16cex w16sdtdh w16sdtfl w16du wp14">
+  <w:p>
+    <w:pPr>
+      <w:pStyle w:val="Hlavika"/>
+    </w:pPr>
+  </w:p>
+</w:hdr>
 </file>
 
 <file path=word/numbering.xml><?xml version="1.0" encoding="utf-8"?>
@@ -1721,7 +1755,7 @@
     <w:lsdException w:name="Unresolved Mention" w:semiHidden="1" w:unhideWhenUsed="1"/>
     <w:lsdException w:name="Smart Link" w:semiHidden="1" w:unhideWhenUsed="1"/>
   </w:latentStyles>
-  <w:style w:type="paragraph" w:default="1" w:styleId="Normal">
+  <w:style w:type="paragraph" w:default="1" w:styleId="Normlny">
     <w:name w:val="Normal"/>
     <w:qFormat/>
     <w:rsid w:val="00AD305A"/>
@@ -1729,14 +1763,14 @@
       <w:spacing w:after="0" w:line="240" w:lineRule="auto"/>
     </w:pPr>
   </w:style>
-  <w:style w:type="paragraph" w:styleId="Heading1">
+  <w:style w:type="paragraph" w:styleId="Nadpis1">
     <w:name w:val="heading 1"/>
-    <w:basedOn w:val="Normal"/>
-    <w:next w:val="Normal"/>
-    <w:link w:val="Heading1Char"/>
+    <w:basedOn w:val="Normlny"/>
+    <w:next w:val="Normlny"/>
+    <w:link w:val="Nadpis1Char"/>
     <w:uiPriority w:val="9"/>
     <w:qFormat/>
-    <w:rsid w:val="00796457"/>
+    <w:rsid w:val="0057182F"/>
     <w:pPr>
       <w:keepNext/>
       <w:keepLines/>
@@ -1745,21 +1779,19 @@
     </w:pPr>
     <w:rPr>
       <w:rFonts w:asciiTheme="majorHAnsi" w:eastAsiaTheme="majorEastAsia" w:hAnsiTheme="majorHAnsi" w:cstheme="majorBidi"/>
-      <w:color w:val="0F4761" w:themeColor="accent1" w:themeShade="BF"/>
-      <w:sz w:val="40"/>
+      <w:sz w:val="32"/>
       <w:szCs w:val="40"/>
     </w:rPr>
   </w:style>
-  <w:style w:type="paragraph" w:styleId="Heading2">
+  <w:style w:type="paragraph" w:styleId="Nadpis2">
     <w:name w:val="heading 2"/>
-    <w:basedOn w:val="Normal"/>
-    <w:next w:val="Normal"/>
-    <w:link w:val="Heading2Char"/>
+    <w:basedOn w:val="Normlny"/>
+    <w:next w:val="Normlny"/>
+    <w:link w:val="Nadpis2Char"/>
     <w:uiPriority w:val="9"/>
-    <w:semiHidden/>
     <w:unhideWhenUsed/>
     <w:qFormat/>
-    <w:rsid w:val="00796457"/>
+    <w:rsid w:val="0057182F"/>
     <w:pPr>
       <w:keepNext/>
       <w:keepLines/>
@@ -1768,21 +1800,19 @@
     </w:pPr>
     <w:rPr>
       <w:rFonts w:asciiTheme="majorHAnsi" w:eastAsiaTheme="majorEastAsia" w:hAnsiTheme="majorHAnsi" w:cstheme="majorBidi"/>
-      <w:color w:val="0F4761" w:themeColor="accent1" w:themeShade="BF"/>
-      <w:sz w:val="32"/>
+      <w:sz w:val="28"/>
       <w:szCs w:val="32"/>
     </w:rPr>
   </w:style>
-  <w:style w:type="paragraph" w:styleId="Heading3">
+  <w:style w:type="paragraph" w:styleId="Nadpis3">
     <w:name w:val="heading 3"/>
-    <w:basedOn w:val="Normal"/>
-    <w:next w:val="Normal"/>
-    <w:link w:val="Heading3Char"/>
+    <w:basedOn w:val="Normlny"/>
+    <w:next w:val="Normlny"/>
+    <w:link w:val="Nadpis3Char"/>
     <w:uiPriority w:val="9"/>
-    <w:semiHidden/>
     <w:unhideWhenUsed/>
     <w:qFormat/>
-    <w:rsid w:val="00796457"/>
+    <w:rsid w:val="0057182F"/>
     <w:pPr>
       <w:keepNext/>
       <w:keepLines/>
@@ -1791,16 +1821,15 @@
     </w:pPr>
     <w:rPr>
       <w:rFonts w:eastAsiaTheme="majorEastAsia" w:cstheme="majorBidi"/>
-      <w:color w:val="0F4761" w:themeColor="accent1" w:themeShade="BF"/>
-      <w:sz w:val="28"/>
+      <w:sz w:val="24"/>
       <w:szCs w:val="28"/>
     </w:rPr>
   </w:style>
-  <w:style w:type="paragraph" w:styleId="Heading4">
+  <w:style w:type="paragraph" w:styleId="Nadpis4">
     <w:name w:val="heading 4"/>
-    <w:basedOn w:val="Normal"/>
-    <w:next w:val="Normal"/>
-    <w:link w:val="Heading4Char"/>
+    <w:basedOn w:val="Normlny"/>
+    <w:next w:val="Normlny"/>
+    <w:link w:val="Nadpis4Char"/>
     <w:uiPriority w:val="9"/>
     <w:semiHidden/>
     <w:unhideWhenUsed/>
@@ -1819,11 +1848,11 @@
       <w:color w:val="0F4761" w:themeColor="accent1" w:themeShade="BF"/>
     </w:rPr>
   </w:style>
-  <w:style w:type="paragraph" w:styleId="Heading5">
+  <w:style w:type="paragraph" w:styleId="Nadpis5">
     <w:name w:val="heading 5"/>
-    <w:basedOn w:val="Normal"/>
-    <w:next w:val="Normal"/>
-    <w:link w:val="Heading5Char"/>
+    <w:basedOn w:val="Normlny"/>
+    <w:next w:val="Normlny"/>
+    <w:link w:val="Nadpis5Char"/>
     <w:uiPriority w:val="9"/>
     <w:semiHidden/>
     <w:unhideWhenUsed/>
@@ -1840,11 +1869,11 @@
       <w:color w:val="0F4761" w:themeColor="accent1" w:themeShade="BF"/>
     </w:rPr>
   </w:style>
-  <w:style w:type="paragraph" w:styleId="Heading6">
+  <w:style w:type="paragraph" w:styleId="Nadpis6">
     <w:name w:val="heading 6"/>
-    <w:basedOn w:val="Normal"/>
-    <w:next w:val="Normal"/>
-    <w:link w:val="Heading6Char"/>
+    <w:basedOn w:val="Normlny"/>
+    <w:next w:val="Normlny"/>
+    <w:link w:val="Nadpis6Char"/>
     <w:uiPriority w:val="9"/>
     <w:semiHidden/>
     <w:unhideWhenUsed/>
@@ -1863,11 +1892,11 @@
       <w:color w:val="595959" w:themeColor="text1" w:themeTint="A6"/>
     </w:rPr>
   </w:style>
-  <w:style w:type="paragraph" w:styleId="Heading7">
+  <w:style w:type="paragraph" w:styleId="Nadpis7">
     <w:name w:val="heading 7"/>
-    <w:basedOn w:val="Normal"/>
-    <w:next w:val="Normal"/>
-    <w:link w:val="Heading7Char"/>
+    <w:basedOn w:val="Normlny"/>
+    <w:next w:val="Normlny"/>
+    <w:link w:val="Nadpis7Char"/>
     <w:uiPriority w:val="9"/>
     <w:semiHidden/>
     <w:unhideWhenUsed/>
@@ -1884,11 +1913,11 @@
       <w:color w:val="595959" w:themeColor="text1" w:themeTint="A6"/>
     </w:rPr>
   </w:style>
-  <w:style w:type="paragraph" w:styleId="Heading8">
+  <w:style w:type="paragraph" w:styleId="Nadpis8">
     <w:name w:val="heading 8"/>
-    <w:basedOn w:val="Normal"/>
-    <w:next w:val="Normal"/>
-    <w:link w:val="Heading8Char"/>
+    <w:basedOn w:val="Normlny"/>
+    <w:next w:val="Normlny"/>
+    <w:link w:val="Nadpis8Char"/>
     <w:uiPriority w:val="9"/>
     <w:semiHidden/>
     <w:unhideWhenUsed/>
@@ -1906,11 +1935,11 @@
       <w:color w:val="272727" w:themeColor="text1" w:themeTint="D8"/>
     </w:rPr>
   </w:style>
-  <w:style w:type="paragraph" w:styleId="Heading9">
+  <w:style w:type="paragraph" w:styleId="Nadpis9">
     <w:name w:val="heading 9"/>
-    <w:basedOn w:val="Normal"/>
-    <w:next w:val="Normal"/>
-    <w:link w:val="Heading9Char"/>
+    <w:basedOn w:val="Normlny"/>
+    <w:next w:val="Normlny"/>
+    <w:link w:val="Nadpis9Char"/>
     <w:uiPriority w:val="9"/>
     <w:semiHidden/>
     <w:unhideWhenUsed/>
@@ -1926,13 +1955,13 @@
       <w:color w:val="272727" w:themeColor="text1" w:themeTint="D8"/>
     </w:rPr>
   </w:style>
-  <w:style w:type="character" w:default="1" w:styleId="DefaultParagraphFont">
+  <w:style w:type="character" w:default="1" w:styleId="Predvolenpsmoodseku">
     <w:name w:val="Default Paragraph Font"/>
     <w:uiPriority w:val="1"/>
     <w:semiHidden/>
     <w:unhideWhenUsed/>
   </w:style>
-  <w:style w:type="table" w:default="1" w:styleId="TableNormal">
+  <w:style w:type="table" w:default="1" w:styleId="Normlnatabuka">
     <w:name w:val="Normal Table"/>
     <w:uiPriority w:val="99"/>
     <w:semiHidden/>
@@ -1947,7 +1976,7 @@
       </w:tblCellMar>
     </w:tblPr>
   </w:style>
-  <w:style w:type="numbering" w:default="1" w:styleId="NoList">
+  <w:style w:type="numbering" w:default="1" w:styleId="Bezzoznamu">
     <w:name w:val="No List"/>
     <w:uiPriority w:val="99"/>
     <w:semiHidden/>
@@ -1955,7 +1984,7 @@
   </w:style>
   <w:style w:type="paragraph" w:customStyle="1" w:styleId="Kd">
     <w:name w:val="Kód"/>
-    <w:basedOn w:val="Normal"/>
+    <w:basedOn w:val="Normlny"/>
     <w:link w:val="KdChar"/>
     <w:qFormat/>
     <w:rsid w:val="00EE47E6"/>
@@ -1966,7 +1995,7 @@
   </w:style>
   <w:style w:type="character" w:customStyle="1" w:styleId="KdChar">
     <w:name w:val="Kód Char"/>
-    <w:basedOn w:val="DefaultParagraphFont"/>
+    <w:basedOn w:val="Predvolenpsmoodseku"/>
     <w:link w:val="Kd"/>
     <w:rsid w:val="00EE47E6"/>
     <w:rPr>
@@ -1974,51 +2003,46 @@
       <w:sz w:val="20"/>
     </w:rPr>
   </w:style>
-  <w:style w:type="character" w:customStyle="1" w:styleId="Heading1Char">
-    <w:name w:val="Heading 1 Char"/>
-    <w:basedOn w:val="DefaultParagraphFont"/>
-    <w:link w:val="Heading1"/>
+  <w:style w:type="character" w:customStyle="1" w:styleId="Nadpis1Char">
+    <w:name w:val="Nadpis 1 Char"/>
+    <w:basedOn w:val="Predvolenpsmoodseku"/>
+    <w:link w:val="Nadpis1"/>
     <w:uiPriority w:val="9"/>
-    <w:rsid w:val="00796457"/>
+    <w:rsid w:val="0057182F"/>
     <w:rPr>
       <w:rFonts w:asciiTheme="majorHAnsi" w:eastAsiaTheme="majorEastAsia" w:hAnsiTheme="majorHAnsi" w:cstheme="majorBidi"/>
-      <w:color w:val="0F4761" w:themeColor="accent1" w:themeShade="BF"/>
-      <w:sz w:val="40"/>
+      <w:sz w:val="32"/>
       <w:szCs w:val="40"/>
     </w:rPr>
   </w:style>
-  <w:style w:type="character" w:customStyle="1" w:styleId="Heading2Char">
-    <w:name w:val="Heading 2 Char"/>
-    <w:basedOn w:val="DefaultParagraphFont"/>
-    <w:link w:val="Heading2"/>
+  <w:style w:type="character" w:customStyle="1" w:styleId="Nadpis2Char">
+    <w:name w:val="Nadpis 2 Char"/>
+    <w:basedOn w:val="Predvolenpsmoodseku"/>
+    <w:link w:val="Nadpis2"/>
     <w:uiPriority w:val="9"/>
-    <w:semiHidden/>
-    <w:rsid w:val="00796457"/>
+    <w:rsid w:val="0057182F"/>
     <w:rPr>
       <w:rFonts w:asciiTheme="majorHAnsi" w:eastAsiaTheme="majorEastAsia" w:hAnsiTheme="majorHAnsi" w:cstheme="majorBidi"/>
-      <w:color w:val="0F4761" w:themeColor="accent1" w:themeShade="BF"/>
-      <w:sz w:val="32"/>
+      <w:sz w:val="28"/>
       <w:szCs w:val="32"/>
     </w:rPr>
   </w:style>
-  <w:style w:type="character" w:customStyle="1" w:styleId="Heading3Char">
-    <w:name w:val="Heading 3 Char"/>
-    <w:basedOn w:val="DefaultParagraphFont"/>
-    <w:link w:val="Heading3"/>
+  <w:style w:type="character" w:customStyle="1" w:styleId="Nadpis3Char">
+    <w:name w:val="Nadpis 3 Char"/>
+    <w:basedOn w:val="Predvolenpsmoodseku"/>
+    <w:link w:val="Nadpis3"/>
     <w:uiPriority w:val="9"/>
-    <w:semiHidden/>
-    <w:rsid w:val="00796457"/>
+    <w:rsid w:val="0057182F"/>
     <w:rPr>
       <w:rFonts w:eastAsiaTheme="majorEastAsia" w:cstheme="majorBidi"/>
-      <w:color w:val="0F4761" w:themeColor="accent1" w:themeShade="BF"/>
-      <w:sz w:val="28"/>
+      <w:sz w:val="24"/>
       <w:szCs w:val="28"/>
     </w:rPr>
   </w:style>
-  <w:style w:type="character" w:customStyle="1" w:styleId="Heading4Char">
-    <w:name w:val="Heading 4 Char"/>
-    <w:basedOn w:val="DefaultParagraphFont"/>
-    <w:link w:val="Heading4"/>
+  <w:style w:type="character" w:customStyle="1" w:styleId="Nadpis4Char">
+    <w:name w:val="Nadpis 4 Char"/>
+    <w:basedOn w:val="Predvolenpsmoodseku"/>
+    <w:link w:val="Nadpis4"/>
     <w:uiPriority w:val="9"/>
     <w:semiHidden/>
     <w:rsid w:val="00796457"/>
@@ -2029,10 +2053,10 @@
       <w:color w:val="0F4761" w:themeColor="accent1" w:themeShade="BF"/>
     </w:rPr>
   </w:style>
-  <w:style w:type="character" w:customStyle="1" w:styleId="Heading5Char">
-    <w:name w:val="Heading 5 Char"/>
-    <w:basedOn w:val="DefaultParagraphFont"/>
-    <w:link w:val="Heading5"/>
+  <w:style w:type="character" w:customStyle="1" w:styleId="Nadpis5Char">
+    <w:name w:val="Nadpis 5 Char"/>
+    <w:basedOn w:val="Predvolenpsmoodseku"/>
+    <w:link w:val="Nadpis5"/>
     <w:uiPriority w:val="9"/>
     <w:semiHidden/>
     <w:rsid w:val="00796457"/>
@@ -2041,10 +2065,10 @@
       <w:color w:val="0F4761" w:themeColor="accent1" w:themeShade="BF"/>
     </w:rPr>
   </w:style>
-  <w:style w:type="character" w:customStyle="1" w:styleId="Heading6Char">
-    <w:name w:val="Heading 6 Char"/>
-    <w:basedOn w:val="DefaultParagraphFont"/>
-    <w:link w:val="Heading6"/>
+  <w:style w:type="character" w:customStyle="1" w:styleId="Nadpis6Char">
+    <w:name w:val="Nadpis 6 Char"/>
+    <w:basedOn w:val="Predvolenpsmoodseku"/>
+    <w:link w:val="Nadpis6"/>
     <w:uiPriority w:val="9"/>
     <w:semiHidden/>
     <w:rsid w:val="00796457"/>
@@ -2055,10 +2079,10 @@
       <w:color w:val="595959" w:themeColor="text1" w:themeTint="A6"/>
     </w:rPr>
   </w:style>
-  <w:style w:type="character" w:customStyle="1" w:styleId="Heading7Char">
-    <w:name w:val="Heading 7 Char"/>
-    <w:basedOn w:val="DefaultParagraphFont"/>
-    <w:link w:val="Heading7"/>
+  <w:style w:type="character" w:customStyle="1" w:styleId="Nadpis7Char">
+    <w:name w:val="Nadpis 7 Char"/>
+    <w:basedOn w:val="Predvolenpsmoodseku"/>
+    <w:link w:val="Nadpis7"/>
     <w:uiPriority w:val="9"/>
     <w:semiHidden/>
     <w:rsid w:val="00796457"/>
@@ -2067,10 +2091,10 @@
       <w:color w:val="595959" w:themeColor="text1" w:themeTint="A6"/>
     </w:rPr>
   </w:style>
-  <w:style w:type="character" w:customStyle="1" w:styleId="Heading8Char">
-    <w:name w:val="Heading 8 Char"/>
-    <w:basedOn w:val="DefaultParagraphFont"/>
-    <w:link w:val="Heading8"/>
+  <w:style w:type="character" w:customStyle="1" w:styleId="Nadpis8Char">
+    <w:name w:val="Nadpis 8 Char"/>
+    <w:basedOn w:val="Predvolenpsmoodseku"/>
+    <w:link w:val="Nadpis8"/>
     <w:uiPriority w:val="9"/>
     <w:semiHidden/>
     <w:rsid w:val="00796457"/>
@@ -2081,10 +2105,10 @@
       <w:color w:val="272727" w:themeColor="text1" w:themeTint="D8"/>
     </w:rPr>
   </w:style>
-  <w:style w:type="character" w:customStyle="1" w:styleId="Heading9Char">
-    <w:name w:val="Heading 9 Char"/>
-    <w:basedOn w:val="DefaultParagraphFont"/>
-    <w:link w:val="Heading9"/>
+  <w:style w:type="character" w:customStyle="1" w:styleId="Nadpis9Char">
+    <w:name w:val="Nadpis 9 Char"/>
+    <w:basedOn w:val="Predvolenpsmoodseku"/>
+    <w:link w:val="Nadpis9"/>
     <w:uiPriority w:val="9"/>
     <w:semiHidden/>
     <w:rsid w:val="00796457"/>
@@ -2093,11 +2117,11 @@
       <w:color w:val="272727" w:themeColor="text1" w:themeTint="D8"/>
     </w:rPr>
   </w:style>
-  <w:style w:type="paragraph" w:styleId="Title">
+  <w:style w:type="paragraph" w:styleId="Nzov">
     <w:name w:val="Title"/>
-    <w:basedOn w:val="Normal"/>
-    <w:next w:val="Normal"/>
-    <w:link w:val="TitleChar"/>
+    <w:basedOn w:val="Normlny"/>
+    <w:next w:val="Normlny"/>
+    <w:link w:val="NzovChar"/>
     <w:uiPriority w:val="10"/>
     <w:qFormat/>
     <w:rsid w:val="00796457"/>
@@ -2113,10 +2137,10 @@
       <w:szCs w:val="56"/>
     </w:rPr>
   </w:style>
-  <w:style w:type="character" w:customStyle="1" w:styleId="TitleChar">
-    <w:name w:val="Title Char"/>
-    <w:basedOn w:val="DefaultParagraphFont"/>
-    <w:link w:val="Title"/>
+  <w:style w:type="character" w:customStyle="1" w:styleId="NzovChar">
+    <w:name w:val="Názov Char"/>
+    <w:basedOn w:val="Predvolenpsmoodseku"/>
+    <w:link w:val="Nzov"/>
     <w:uiPriority w:val="10"/>
     <w:rsid w:val="00796457"/>
     <w:rPr>
@@ -2127,11 +2151,11 @@
       <w:szCs w:val="56"/>
     </w:rPr>
   </w:style>
-  <w:style w:type="paragraph" w:styleId="Subtitle">
+  <w:style w:type="paragraph" w:styleId="Podtitul">
     <w:name w:val="Subtitle"/>
-    <w:basedOn w:val="Normal"/>
-    <w:next w:val="Normal"/>
-    <w:link w:val="SubtitleChar"/>
+    <w:basedOn w:val="Normlny"/>
+    <w:next w:val="Normlny"/>
+    <w:link w:val="PodtitulChar"/>
     <w:uiPriority w:val="11"/>
     <w:qFormat/>
     <w:rsid w:val="00796457"/>
@@ -2148,10 +2172,10 @@
       <w:szCs w:val="28"/>
     </w:rPr>
   </w:style>
-  <w:style w:type="character" w:customStyle="1" w:styleId="SubtitleChar">
-    <w:name w:val="Subtitle Char"/>
-    <w:basedOn w:val="DefaultParagraphFont"/>
-    <w:link w:val="Subtitle"/>
+  <w:style w:type="character" w:customStyle="1" w:styleId="PodtitulChar">
+    <w:name w:val="Podtitul Char"/>
+    <w:basedOn w:val="Predvolenpsmoodseku"/>
+    <w:link w:val="Podtitul"/>
     <w:uiPriority w:val="11"/>
     <w:rsid w:val="00796457"/>
     <w:rPr>
@@ -2162,11 +2186,11 @@
       <w:szCs w:val="28"/>
     </w:rPr>
   </w:style>
-  <w:style w:type="paragraph" w:styleId="Quote">
+  <w:style w:type="paragraph" w:styleId="Citcia">
     <w:name w:val="Quote"/>
-    <w:basedOn w:val="Normal"/>
-    <w:next w:val="Normal"/>
-    <w:link w:val="QuoteChar"/>
+    <w:basedOn w:val="Normlny"/>
+    <w:next w:val="Normlny"/>
+    <w:link w:val="CitciaChar"/>
     <w:uiPriority w:val="29"/>
     <w:qFormat/>
     <w:rsid w:val="00796457"/>
@@ -2180,10 +2204,10 @@
       <w:color w:val="404040" w:themeColor="text1" w:themeTint="BF"/>
     </w:rPr>
   </w:style>
-  <w:style w:type="character" w:customStyle="1" w:styleId="QuoteChar">
-    <w:name w:val="Quote Char"/>
-    <w:basedOn w:val="DefaultParagraphFont"/>
-    <w:link w:val="Quote"/>
+  <w:style w:type="character" w:customStyle="1" w:styleId="CitciaChar">
+    <w:name w:val="Citácia Char"/>
+    <w:basedOn w:val="Predvolenpsmoodseku"/>
+    <w:link w:val="Citcia"/>
     <w:uiPriority w:val="29"/>
     <w:rsid w:val="00796457"/>
     <w:rPr>
@@ -2192,9 +2216,9 @@
       <w:color w:val="404040" w:themeColor="text1" w:themeTint="BF"/>
     </w:rPr>
   </w:style>
-  <w:style w:type="paragraph" w:styleId="ListParagraph">
+  <w:style w:type="paragraph" w:styleId="Odsekzoznamu">
     <w:name w:val="List Paragraph"/>
-    <w:basedOn w:val="Normal"/>
+    <w:basedOn w:val="Normlny"/>
     <w:uiPriority w:val="34"/>
     <w:qFormat/>
     <w:rsid w:val="00796457"/>
@@ -2203,9 +2227,9 @@
       <w:contextualSpacing/>
     </w:pPr>
   </w:style>
-  <w:style w:type="character" w:styleId="IntenseEmphasis">
+  <w:style w:type="character" w:styleId="Intenzvnezvraznenie">
     <w:name w:val="Intense Emphasis"/>
-    <w:basedOn w:val="DefaultParagraphFont"/>
+    <w:basedOn w:val="Predvolenpsmoodseku"/>
     <w:uiPriority w:val="21"/>
     <w:qFormat/>
     <w:rsid w:val="00796457"/>
@@ -2215,11 +2239,11 @@
       <w:color w:val="0F4761" w:themeColor="accent1" w:themeShade="BF"/>
     </w:rPr>
   </w:style>
-  <w:style w:type="paragraph" w:styleId="IntenseQuote">
+  <w:style w:type="paragraph" w:styleId="Zvraznencitcia">
     <w:name w:val="Intense Quote"/>
-    <w:basedOn w:val="Normal"/>
-    <w:next w:val="Normal"/>
-    <w:link w:val="IntenseQuoteChar"/>
+    <w:basedOn w:val="Normlny"/>
+    <w:next w:val="Normlny"/>
+    <w:link w:val="ZvraznencitciaChar"/>
     <w:uiPriority w:val="30"/>
     <w:qFormat/>
     <w:rsid w:val="00796457"/>
@@ -2238,10 +2262,10 @@
       <w:color w:val="0F4761" w:themeColor="accent1" w:themeShade="BF"/>
     </w:rPr>
   </w:style>
-  <w:style w:type="character" w:customStyle="1" w:styleId="IntenseQuoteChar">
-    <w:name w:val="Intense Quote Char"/>
-    <w:basedOn w:val="DefaultParagraphFont"/>
-    <w:link w:val="IntenseQuote"/>
+  <w:style w:type="character" w:customStyle="1" w:styleId="ZvraznencitciaChar">
+    <w:name w:val="Zvýraznená citácia Char"/>
+    <w:basedOn w:val="Predvolenpsmoodseku"/>
+    <w:link w:val="Zvraznencitcia"/>
     <w:uiPriority w:val="30"/>
     <w:rsid w:val="00796457"/>
     <w:rPr>
@@ -2250,9 +2274,9 @@
       <w:color w:val="0F4761" w:themeColor="accent1" w:themeShade="BF"/>
     </w:rPr>
   </w:style>
-  <w:style w:type="character" w:styleId="IntenseReference">
+  <w:style w:type="character" w:styleId="Zvraznenodkaz">
     <w:name w:val="Intense Reference"/>
-    <w:basedOn w:val="DefaultParagraphFont"/>
+    <w:basedOn w:val="Predvolenpsmoodseku"/>
     <w:uiPriority w:val="32"/>
     <w:qFormat/>
     <w:rsid w:val="00796457"/>
@@ -2264,9 +2288,9 @@
       <w:spacing w:val="5"/>
     </w:rPr>
   </w:style>
-  <w:style w:type="character" w:styleId="Hyperlink">
+  <w:style w:type="character" w:styleId="Hypertextovprepojenie">
     <w:name w:val="Hyperlink"/>
-    <w:basedOn w:val="DefaultParagraphFont"/>
+    <w:basedOn w:val="Predvolenpsmoodseku"/>
     <w:uiPriority w:val="99"/>
     <w:unhideWhenUsed/>
     <w:rsid w:val="00796457"/>
@@ -2275,9 +2299,9 @@
       <w:u w:val="single"/>
     </w:rPr>
   </w:style>
-  <w:style w:type="character" w:styleId="UnresolvedMention">
+  <w:style w:type="character" w:styleId="Nevyrieenzmienka">
     <w:name w:val="Unresolved Mention"/>
-    <w:basedOn w:val="DefaultParagraphFont"/>
+    <w:basedOn w:val="Predvolenpsmoodseku"/>
     <w:uiPriority w:val="99"/>
     <w:semiHidden/>
     <w:unhideWhenUsed/>
@@ -2286,6 +2310,48 @@
       <w:color w:val="605E5C"/>
       <w:shd w:val="clear" w:color="auto" w:fill="E1DFDD"/>
     </w:rPr>
+  </w:style>
+  <w:style w:type="paragraph" w:styleId="Hlavika">
+    <w:name w:val="header"/>
+    <w:basedOn w:val="Normlny"/>
+    <w:link w:val="HlavikaChar"/>
+    <w:uiPriority w:val="99"/>
+    <w:unhideWhenUsed/>
+    <w:rsid w:val="0057182F"/>
+    <w:pPr>
+      <w:tabs>
+        <w:tab w:val="center" w:pos="4703"/>
+        <w:tab w:val="right" w:pos="9406"/>
+      </w:tabs>
+    </w:pPr>
+  </w:style>
+  <w:style w:type="character" w:customStyle="1" w:styleId="HlavikaChar">
+    <w:name w:val="Hlavička Char"/>
+    <w:basedOn w:val="Predvolenpsmoodseku"/>
+    <w:link w:val="Hlavika"/>
+    <w:uiPriority w:val="99"/>
+    <w:rsid w:val="0057182F"/>
+  </w:style>
+  <w:style w:type="paragraph" w:styleId="Pta">
+    <w:name w:val="footer"/>
+    <w:basedOn w:val="Normlny"/>
+    <w:link w:val="PtaChar"/>
+    <w:uiPriority w:val="99"/>
+    <w:unhideWhenUsed/>
+    <w:rsid w:val="0057182F"/>
+    <w:pPr>
+      <w:tabs>
+        <w:tab w:val="center" w:pos="4703"/>
+        <w:tab w:val="right" w:pos="9406"/>
+      </w:tabs>
+    </w:pPr>
+  </w:style>
+  <w:style w:type="character" w:customStyle="1" w:styleId="PtaChar">
+    <w:name w:val="Päta Char"/>
+    <w:basedOn w:val="Predvolenpsmoodseku"/>
+    <w:link w:val="Pta"/>
+    <w:uiPriority w:val="99"/>
+    <w:rsid w:val="0057182F"/>
   </w:style>
 </w:styles>
 </file>
